--- a/fiction/threads/threshold/notes_threshold_recapitulation-and-reunion_20250608-0448.docx
+++ b/fiction/threads/threshold/notes_threshold_recapitulation-and-reunion_20250608-0448.docx
@@ -1,19 +1,19 @@
 
 <file path=word/document.xml><?xml version="1.0" encoding="utf-8"?>
-<w:document xmlns:ve="http://schemas.openxmlformats.org/markup-compatibility/2006" xmlns:o="urn:schemas-microsoft-com:office:office" xmlns:r="http://schemas.openxmlformats.org/officeDocument/2006/relationships" xmlns:m="http://schemas.openxmlformats.org/officeDocument/2006/math" xmlns:v="urn:schemas-microsoft-com:vml" xmlns:wp="http://schemas.openxmlformats.org/drawingml/2006/wordprocessingDrawing" xmlns:w10="urn:schemas-microsoft-com:office:word" xmlns:w="http://schemas.openxmlformats.org/wordprocessingml/2006/main" xmlns:wne="http://schemas.microsoft.com/office/word/2006/wordml">
+<w:document xmlns:wpc="http://schemas.microsoft.com/office/word/2010/wordprocessingCanvas" xmlns:cx="http://schemas.microsoft.com/office/drawing/2014/chartex" xmlns:cx1="http://schemas.microsoft.com/office/drawing/2015/9/8/chartex" xmlns:cx2="http://schemas.microsoft.com/office/drawing/2015/10/21/chartex" xmlns:cx3="http://schemas.microsoft.com/office/drawing/2016/5/9/chartex" xmlns:cx4="http://schemas.microsoft.com/office/drawing/2016/5/10/chartex" xmlns:cx5="http://schemas.microsoft.com/office/drawing/2016/5/11/chartex" xmlns:cx6="http://schemas.microsoft.com/office/drawing/2016/5/12/chartex" xmlns:cx7="http://schemas.microsoft.com/office/drawing/2016/5/13/chartex" xmlns:cx8="http://schemas.microsoft.com/office/drawing/2016/5/14/chartex" xmlns:mc="http://schemas.openxmlformats.org/markup-compatibility/2006" xmlns:aink="http://schemas.microsoft.com/office/drawing/2016/ink" xmlns:am3d="http://schemas.microsoft.com/office/drawing/2017/model3d" xmlns:o="urn:schemas-microsoft-com:office:office" xmlns:oel="http://schemas.microsoft.com/office/2019/extlst" xmlns:r="http://schemas.openxmlformats.org/officeDocument/2006/relationships" xmlns:m="http://schemas.openxmlformats.org/officeDocument/2006/math" xmlns:v="urn:schemas-microsoft-com:vml" xmlns:wp14="http://schemas.microsoft.com/office/word/2010/wordprocessingDrawing" xmlns:wp="http://schemas.openxmlformats.org/drawingml/2006/wordprocessingDrawing" xmlns:w10="urn:schemas-microsoft-com:office:word" xmlns:w="http://schemas.openxmlformats.org/wordprocessingml/2006/main" xmlns:w14="http://schemas.microsoft.com/office/word/2010/wordml" xmlns:w15="http://schemas.microsoft.com/office/word/2012/wordml" xmlns:w16cex="http://schemas.microsoft.com/office/word/2018/wordml/cex" xmlns:w16cid="http://schemas.microsoft.com/office/word/2016/wordml/cid" xmlns:w16="http://schemas.microsoft.com/office/word/2018/wordml" xmlns:w16du="http://schemas.microsoft.com/office/word/2023/wordml/word16du" xmlns:w16sdtdh="http://schemas.microsoft.com/office/word/2020/wordml/sdtdatahash" xmlns:w16sdtfl="http://schemas.microsoft.com/office/word/2024/wordml/sdtformatlock" xmlns:w16se="http://schemas.microsoft.com/office/word/2015/wordml/symex" xmlns:wpg="http://schemas.microsoft.com/office/word/2010/wordprocessingGroup" xmlns:wpi="http://schemas.microsoft.com/office/word/2010/wordprocessingInk" xmlns:wne="http://schemas.microsoft.com/office/word/2006/wordml" xmlns:wps="http://schemas.microsoft.com/office/word/2010/wordprocessingShape" mc:Ignorable="w14 w15 w16se w16cid w16 w16cex w16sdtdh w16sdtfl w16du wp14">
   <w:body>
     <w:p>
       <w:pPr>
         <w:spacing w:after="0" w:line="360" w:lineRule="auto"/>
         <w:jc w:val="both"/>
         <w:rPr>
-          <w:rFonts w:ascii="Times New Roman" w:hAnsi="Times New Roman" w:cs="Times New Roman"/>
+          <w:rFonts w:ascii="Montserrat" w:hAnsi="Montserrat" w:cs="Times New Roman"/>
           <w:sz w:val="24"/>
         </w:rPr>
       </w:pPr>
       <w:r>
         <w:rPr>
-          <w:rFonts w:ascii="Times New Roman" w:hAnsi="Times New Roman" w:cs="Times New Roman"/>
+          <w:rFonts w:ascii="Montserrat" w:hAnsi="Montserrat" w:cs="Times New Roman"/>
           <w:sz w:val="24"/>
         </w:rPr>
         <w:t>Re: Recapitulation and Reunion - 1 - Threshold</w:t>
@@ -24,7 +24,7 @@
         <w:spacing w:after="0" w:line="360" w:lineRule="auto"/>
         <w:jc w:val="both"/>
         <w:rPr>
-          <w:rFonts w:ascii="Times New Roman" w:hAnsi="Times New Roman" w:cs="Times New Roman"/>
+          <w:rFonts w:ascii="Montserrat" w:hAnsi="Montserrat" w:cs="Times New Roman"/>
           <w:sz w:val="24"/>
         </w:rPr>
       </w:pPr>
@@ -34,13 +34,13 @@
         <w:spacing w:after="0" w:line="360" w:lineRule="auto"/>
         <w:jc w:val="both"/>
         <w:rPr>
-          <w:rFonts w:ascii="Times New Roman" w:hAnsi="Times New Roman" w:cs="Times New Roman"/>
+          <w:rFonts w:ascii="Montserrat" w:hAnsi="Montserrat" w:cs="Times New Roman"/>
           <w:sz w:val="24"/>
         </w:rPr>
       </w:pPr>
       <w:r>
         <w:rPr>
-          <w:rFonts w:ascii="Times New Roman" w:hAnsi="Times New Roman" w:cs="Times New Roman"/>
+          <w:rFonts w:ascii="Montserrat" w:hAnsi="Montserrat" w:cs="Times New Roman"/>
           <w:sz w:val="24"/>
         </w:rPr>
         <w:t xml:space="preserve">The flashback refers to the event in the girl’s childhood when her mother is possessed by a demon that confronts the girl, in which the demon is possessed by the girl in turn. </w:t>
@@ -51,7 +51,7 @@
         <w:spacing w:after="0" w:line="360" w:lineRule="auto"/>
         <w:jc w:val="both"/>
         <w:rPr>
-          <w:rFonts w:ascii="Times New Roman" w:hAnsi="Times New Roman" w:cs="Times New Roman"/>
+          <w:rFonts w:ascii="Montserrat" w:hAnsi="Montserrat" w:cs="Times New Roman"/>
           <w:sz w:val="24"/>
         </w:rPr>
       </w:pPr>
@@ -61,13 +61,13 @@
         <w:spacing w:after="0" w:line="360" w:lineRule="auto"/>
         <w:jc w:val="both"/>
         <w:rPr>
-          <w:rFonts w:ascii="Times New Roman" w:hAnsi="Times New Roman" w:cs="Times New Roman"/>
+          <w:rFonts w:ascii="Montserrat" w:hAnsi="Montserrat" w:cs="Times New Roman"/>
           <w:sz w:val="24"/>
         </w:rPr>
       </w:pPr>
       <w:r>
         <w:rPr>
-          <w:rFonts w:ascii="Times New Roman" w:hAnsi="Times New Roman" w:cs="Times New Roman"/>
+          <w:rFonts w:ascii="Montserrat" w:hAnsi="Montserrat" w:cs="Times New Roman"/>
           <w:sz w:val="24"/>
         </w:rPr>
         <w:t xml:space="preserve">This rough complies with a situation in which the main character overlaps in male and female incarnations in a prior arc. </w:t>
@@ -78,7 +78,7 @@
         <w:spacing w:after="0" w:line="360" w:lineRule="auto"/>
         <w:jc w:val="both"/>
         <w:rPr>
-          <w:rFonts w:ascii="Times New Roman" w:hAnsi="Times New Roman" w:cs="Times New Roman"/>
+          <w:rFonts w:ascii="Montserrat" w:hAnsi="Montserrat" w:cs="Times New Roman"/>
           <w:sz w:val="24"/>
         </w:rPr>
       </w:pPr>
@@ -88,32 +88,16 @@
         <w:spacing w:after="0" w:line="360" w:lineRule="auto"/>
         <w:jc w:val="both"/>
         <w:rPr>
-          <w:rFonts w:ascii="Times New Roman" w:hAnsi="Times New Roman" w:cs="Times New Roman"/>
+          <w:rFonts w:ascii="Montserrat" w:hAnsi="Montserrat" w:cs="Times New Roman"/>
           <w:sz w:val="24"/>
         </w:rPr>
       </w:pPr>
       <w:r>
         <w:rPr>
-          <w:rFonts w:ascii="Times New Roman" w:hAnsi="Times New Roman" w:cs="Times New Roman"/>
-          <w:sz w:val="24"/>
-        </w:rPr>
-        <w:t xml:space="preserve">The arrival presents the girl after the assimilation of the boy, thus the prior arc deals with the boy’s transition into the girl. This could reflect a situation in which the girl will be displaced by the demon’s host, who steps back in time through the rift and reincarnates the girl as his son. It could also work in a situation where the girl is actually a reincarnation of the boy, so the boy has transformed into a </w:t>
-      </w:r>
-      <w:proofErr w:type="gramStart"/>
-      <w:r>
-        <w:rPr>
-          <w:rFonts w:ascii="Times New Roman" w:hAnsi="Times New Roman" w:cs="Times New Roman"/>
-          <w:sz w:val="24"/>
-        </w:rPr>
-        <w:t>girl,</w:t>
-      </w:r>
-      <w:proofErr w:type="gramEnd"/>
-      <w:r>
-        <w:rPr>
-          <w:rFonts w:ascii="Times New Roman" w:hAnsi="Times New Roman" w:cs="Times New Roman"/>
-          <w:sz w:val="24"/>
-        </w:rPr>
-        <w:t xml:space="preserve"> stepped back in time through the rift, and reincarnated himself as the girl—thus the girl took possession of the demon as a consequence of her mother’s death. In that case, the boy is the first incarnation. His transformation into a girl could be a result of a deliberate action on his part inspired by gender dysphoria. </w:t>
+          <w:rFonts w:ascii="Montserrat" w:hAnsi="Montserrat" w:cs="Times New Roman"/>
+          <w:sz w:val="24"/>
+        </w:rPr>
+        <w:t xml:space="preserve">The arrival presents the girl after the assimilation of the boy, thus the prior arc deals with the boy’s transition into the girl. This could reflect a situation in which the girl will be displaced by the demon’s host, who steps back in time through the rift and reincarnates the girl as his son. It could also work in a situation where the girl is actually a reincarnation of the boy, so the boy has transformed into a girl, stepped back in time through the rift, and reincarnated himself as the girl—thus the girl took possession of the demon as a consequence of her mother’s death. In that case, the boy is the first incarnation. His transformation into a girl could be a result of a deliberate action on his part inspired by gender dysphoria. </w:t>
       </w:r>
     </w:p>
     <w:p>
@@ -121,7 +105,7 @@
         <w:spacing w:after="0" w:line="360" w:lineRule="auto"/>
         <w:jc w:val="both"/>
         <w:rPr>
-          <w:rFonts w:ascii="Times New Roman" w:hAnsi="Times New Roman" w:cs="Times New Roman"/>
+          <w:rFonts w:ascii="Montserrat" w:hAnsi="Montserrat" w:cs="Times New Roman"/>
           <w:sz w:val="24"/>
         </w:rPr>
       </w:pPr>
@@ -131,13 +115,13 @@
         <w:spacing w:after="0" w:line="360" w:lineRule="auto"/>
         <w:jc w:val="both"/>
         <w:rPr>
-          <w:rFonts w:ascii="Times New Roman" w:hAnsi="Times New Roman" w:cs="Times New Roman"/>
+          <w:rFonts w:ascii="Montserrat" w:hAnsi="Montserrat" w:cs="Times New Roman"/>
           <w:sz w:val="24"/>
         </w:rPr>
       </w:pPr>
       <w:r>
         <w:rPr>
-          <w:rFonts w:ascii="Times New Roman" w:hAnsi="Times New Roman" w:cs="Times New Roman"/>
+          <w:rFonts w:ascii="Montserrat" w:hAnsi="Montserrat" w:cs="Times New Roman"/>
           <w:sz w:val="24"/>
         </w:rPr>
         <w:t xml:space="preserve">The demon could be introduced in the boy’s thread, featuring the resurrection of the demon’s host through the division of the boy’s male and female forms—or, alternatively, the boy was conceived in an attempt to embody the soul of creation. The question has more to do with establishing which thread applies to the boy’s father, assuming the boy is established as the soul of creation or if that is a position the girl evolves into. That question hinges on the precise genesis of the demon. </w:t>
@@ -148,7 +132,7 @@
         <w:spacing w:after="0" w:line="360" w:lineRule="auto"/>
         <w:jc w:val="both"/>
         <w:rPr>
-          <w:rFonts w:ascii="Times New Roman" w:hAnsi="Times New Roman" w:cs="Times New Roman"/>
+          <w:rFonts w:ascii="Montserrat" w:hAnsi="Montserrat" w:cs="Times New Roman"/>
           <w:sz w:val="24"/>
         </w:rPr>
       </w:pPr>
@@ -158,13 +142,13 @@
         <w:spacing w:after="0" w:line="360" w:lineRule="auto"/>
         <w:jc w:val="both"/>
         <w:rPr>
-          <w:rFonts w:ascii="Times New Roman" w:hAnsi="Times New Roman" w:cs="Times New Roman"/>
+          <w:rFonts w:ascii="Montserrat" w:hAnsi="Montserrat" w:cs="Times New Roman"/>
           <w:sz w:val="24"/>
         </w:rPr>
       </w:pPr>
       <w:r>
         <w:rPr>
-          <w:rFonts w:ascii="Times New Roman" w:hAnsi="Times New Roman" w:cs="Times New Roman"/>
+          <w:rFonts w:ascii="Montserrat" w:hAnsi="Montserrat" w:cs="Times New Roman"/>
           <w:sz w:val="24"/>
         </w:rPr>
         <w:t xml:space="preserve">Other rough drafts present a situation in which the girl believes the boy has become trapped in her psyche. There are other contributions where the girl believes she absorbed her mother’s mind. In both cases, her assumption is only partially correct; her sense of being haunted by lost loved ones reflects her reluctance to consciously assimilate the mind of her former self. In part, she is rejecting the paradox involved in the boy’s evolution into her mother. </w:t>
@@ -175,7 +159,7 @@
         <w:spacing w:after="0" w:line="360" w:lineRule="auto"/>
         <w:jc w:val="both"/>
         <w:rPr>
-          <w:rFonts w:ascii="Times New Roman" w:hAnsi="Times New Roman" w:cs="Times New Roman"/>
+          <w:rFonts w:ascii="Montserrat" w:hAnsi="Montserrat" w:cs="Times New Roman"/>
           <w:sz w:val="24"/>
         </w:rPr>
       </w:pPr>
@@ -190,8 +174,106 @@
 </w:document>
 </file>
 
+<file path=word/numbering.xml><?xml version="1.0" encoding="utf-8"?>
+<w:numbering xmlns:wpc="http://schemas.microsoft.com/office/word/2010/wordprocessingCanvas" xmlns:cx="http://schemas.microsoft.com/office/drawing/2014/chartex" xmlns:cx1="http://schemas.microsoft.com/office/drawing/2015/9/8/chartex" xmlns:cx2="http://schemas.microsoft.com/office/drawing/2015/10/21/chartex" xmlns:cx3="http://schemas.microsoft.com/office/drawing/2016/5/9/chartex" xmlns:cx4="http://schemas.microsoft.com/office/drawing/2016/5/10/chartex" xmlns:cx5="http://schemas.microsoft.com/office/drawing/2016/5/11/chartex" xmlns:cx6="http://schemas.microsoft.com/office/drawing/2016/5/12/chartex" xmlns:cx7="http://schemas.microsoft.com/office/drawing/2016/5/13/chartex" xmlns:cx8="http://schemas.microsoft.com/office/drawing/2016/5/14/chartex" xmlns:mc="http://schemas.openxmlformats.org/markup-compatibility/2006" xmlns:aink="http://schemas.microsoft.com/office/drawing/2016/ink" xmlns:am3d="http://schemas.microsoft.com/office/drawing/2017/model3d" xmlns:o="urn:schemas-microsoft-com:office:office" xmlns:oel="http://schemas.microsoft.com/office/2019/extlst" xmlns:r="http://schemas.openxmlformats.org/officeDocument/2006/relationships" xmlns:m="http://schemas.openxmlformats.org/officeDocument/2006/math" xmlns:v="urn:schemas-microsoft-com:vml" xmlns:wp14="http://schemas.microsoft.com/office/word/2010/wordprocessingDrawing" xmlns:wp="http://schemas.openxmlformats.org/drawingml/2006/wordprocessingDrawing" xmlns:w10="urn:schemas-microsoft-com:office:word" xmlns:w="http://schemas.openxmlformats.org/wordprocessingml/2006/main" xmlns:w14="http://schemas.microsoft.com/office/word/2010/wordml" xmlns:w15="http://schemas.microsoft.com/office/word/2012/wordml" xmlns:w16cex="http://schemas.microsoft.com/office/word/2018/wordml/cex" xmlns:w16cid="http://schemas.microsoft.com/office/word/2016/wordml/cid" xmlns:w16="http://schemas.microsoft.com/office/word/2018/wordml" xmlns:w16du="http://schemas.microsoft.com/office/word/2023/wordml/word16du" xmlns:w16sdtdh="http://schemas.microsoft.com/office/word/2020/wordml/sdtdatahash" xmlns:w16sdtfl="http://schemas.microsoft.com/office/word/2024/wordml/sdtformatlock" xmlns:w16se="http://schemas.microsoft.com/office/word/2015/wordml/symex" xmlns:wpg="http://schemas.microsoft.com/office/word/2010/wordprocessingGroup" xmlns:wpi="http://schemas.microsoft.com/office/word/2010/wordprocessingInk" xmlns:wne="http://schemas.microsoft.com/office/word/2006/wordml" xmlns:wps="http://schemas.microsoft.com/office/word/2010/wordprocessingShape" mc:Ignorable="w14 w15 w16se w16cid w16 w16cex w16sdtdh w16sdtfl w16du wp14">
+  <w:abstractNum w:abstractNumId="0" w15:restartNumberingAfterBreak="0">
+    <w:nsid w:val="FFFFFFFB"/>
+    <w:multiLevelType w:val="multilevel"/>
+    <w:tmpl w:val="80A499BA"/>
+    <w:lvl w:ilvl="0">
+      <w:start w:val="1"/>
+      <w:numFmt w:val="cardinalText"/>
+      <w:lvlText w:val="Chapter %1 "/>
+      <w:legacy w:legacy="1" w:legacySpace="144" w:legacyIndent="0"/>
+      <w:lvlJc w:val="left"/>
+    </w:lvl>
+    <w:lvl w:ilvl="1">
+      <w:start w:val="1"/>
+      <w:numFmt w:val="none"/>
+      <w:pStyle w:val="Heading2"/>
+      <w:suff w:val="nothing"/>
+      <w:lvlText w:val=""/>
+      <w:lvlJc w:val="left"/>
+    </w:lvl>
+    <w:lvl w:ilvl="2">
+      <w:start w:val="1"/>
+      <w:numFmt w:val="none"/>
+      <w:suff w:val="nothing"/>
+      <w:lvlText w:val=""/>
+      <w:lvlJc w:val="left"/>
+    </w:lvl>
+    <w:lvl w:ilvl="3">
+      <w:start w:val="1"/>
+      <w:numFmt w:val="none"/>
+      <w:pStyle w:val="Heading4"/>
+      <w:suff w:val="nothing"/>
+      <w:lvlText w:val=""/>
+      <w:lvlJc w:val="left"/>
+    </w:lvl>
+    <w:lvl w:ilvl="4">
+      <w:start w:val="1"/>
+      <w:numFmt w:val="none"/>
+      <w:pStyle w:val="Heading5"/>
+      <w:suff w:val="nothing"/>
+      <w:lvlText w:val=""/>
+      <w:lvlJc w:val="left"/>
+    </w:lvl>
+    <w:lvl w:ilvl="5">
+      <w:start w:val="1"/>
+      <w:numFmt w:val="none"/>
+      <w:pStyle w:val="Heading6"/>
+      <w:suff w:val="nothing"/>
+      <w:lvlText w:val=""/>
+      <w:lvlJc w:val="left"/>
+    </w:lvl>
+    <w:lvl w:ilvl="6">
+      <w:start w:val="1"/>
+      <w:numFmt w:val="none"/>
+      <w:suff w:val="nothing"/>
+      <w:lvlText w:val=""/>
+      <w:lvlJc w:val="left"/>
+    </w:lvl>
+    <w:lvl w:ilvl="7">
+      <w:start w:val="1"/>
+      <w:numFmt w:val="none"/>
+      <w:suff w:val="nothing"/>
+      <w:lvlText w:val=""/>
+      <w:lvlJc w:val="left"/>
+    </w:lvl>
+    <w:lvl w:ilvl="8">
+      <w:start w:val="1"/>
+      <w:numFmt w:val="none"/>
+      <w:suff w:val="nothing"/>
+      <w:lvlText w:val=""/>
+      <w:lvlJc w:val="left"/>
+    </w:lvl>
+  </w:abstractNum>
+  <w:num w:numId="1" w16cid:durableId="1859074828">
+    <w:abstractNumId w:val="0"/>
+  </w:num>
+  <w:num w:numId="2" w16cid:durableId="2011055546">
+    <w:abstractNumId w:val="0"/>
+  </w:num>
+  <w:num w:numId="3" w16cid:durableId="784732867">
+    <w:abstractNumId w:val="0"/>
+  </w:num>
+  <w:num w:numId="4" w16cid:durableId="7634548">
+    <w:abstractNumId w:val="0"/>
+  </w:num>
+  <w:num w:numId="5" w16cid:durableId="1899196395">
+    <w:abstractNumId w:val="0"/>
+  </w:num>
+  <w:num w:numId="6" w16cid:durableId="1461419325">
+    <w:abstractNumId w:val="0"/>
+  </w:num>
+  <w:num w:numId="7" w16cid:durableId="1805385766">
+    <w:abstractNumId w:val="0"/>
+  </w:num>
+</w:numbering>
+</file>
+
 <file path=word/styles.xml><?xml version="1.0" encoding="utf-8"?>
-<w:styles xmlns:r="http://schemas.openxmlformats.org/officeDocument/2006/relationships" xmlns:w="http://schemas.openxmlformats.org/wordprocessingml/2006/main">
+<w:styles xmlns:mc="http://schemas.openxmlformats.org/markup-compatibility/2006" xmlns:r="http://schemas.openxmlformats.org/officeDocument/2006/relationships" xmlns:w="http://schemas.openxmlformats.org/wordprocessingml/2006/main" xmlns:w14="http://schemas.microsoft.com/office/word/2010/wordml" xmlns:w15="http://schemas.microsoft.com/office/word/2012/wordml" xmlns:w16cex="http://schemas.microsoft.com/office/word/2018/wordml/cex" xmlns:w16cid="http://schemas.microsoft.com/office/word/2016/wordml/cid" xmlns:w16="http://schemas.microsoft.com/office/word/2018/wordml" xmlns:w16du="http://schemas.microsoft.com/office/word/2023/wordml/word16du" xmlns:w16sdtdh="http://schemas.microsoft.com/office/word/2020/wordml/sdtdatahash" xmlns:w16sdtfl="http://schemas.microsoft.com/office/word/2024/wordml/sdtformatlock" xmlns:w16se="http://schemas.microsoft.com/office/word/2015/wordml/symex" mc:Ignorable="w14 w15 w16se w16cid w16 w16cex w16sdtdh w16sdtfl w16du">
   <w:docDefaults>
     <w:rPrDefault>
       <w:rPr>
@@ -201,155 +283,556 @@
         <w:lang w:val="en-US" w:eastAsia="en-US" w:bidi="ar-SA"/>
       </w:rPr>
     </w:rPrDefault>
-    <w:pPrDefault>
-      <w:pPr>
-        <w:spacing w:after="200" w:line="276" w:lineRule="auto"/>
-      </w:pPr>
-    </w:pPrDefault>
+    <w:pPrDefault/>
   </w:docDefaults>
-  <w:latentStyles w:defLockedState="0" w:defUIPriority="99" w:defSemiHidden="1" w:defUnhideWhenUsed="1" w:defQFormat="0" w:count="267">
-    <w:lsdException w:name="Normal" w:semiHidden="0" w:uiPriority="0" w:unhideWhenUsed="0" w:qFormat="1"/>
-    <w:lsdException w:name="heading 1" w:semiHidden="0" w:uiPriority="9" w:unhideWhenUsed="0" w:qFormat="1"/>
-    <w:lsdException w:name="heading 2" w:uiPriority="9" w:qFormat="1"/>
-    <w:lsdException w:name="heading 3" w:uiPriority="9" w:qFormat="1"/>
-    <w:lsdException w:name="heading 4" w:uiPriority="9" w:qFormat="1"/>
-    <w:lsdException w:name="heading 5" w:uiPriority="9" w:qFormat="1"/>
-    <w:lsdException w:name="heading 6" w:uiPriority="9" w:qFormat="1"/>
-    <w:lsdException w:name="heading 7" w:uiPriority="9" w:qFormat="1"/>
-    <w:lsdException w:name="heading 8" w:uiPriority="9" w:qFormat="1"/>
-    <w:lsdException w:name="heading 9" w:uiPriority="9" w:qFormat="1"/>
-    <w:lsdException w:name="toc 1" w:uiPriority="39"/>
-    <w:lsdException w:name="toc 2" w:uiPriority="39"/>
-    <w:lsdException w:name="toc 3" w:uiPriority="39"/>
-    <w:lsdException w:name="toc 4" w:uiPriority="39"/>
-    <w:lsdException w:name="toc 5" w:uiPriority="39"/>
-    <w:lsdException w:name="toc 6" w:uiPriority="39"/>
-    <w:lsdException w:name="toc 7" w:uiPriority="39"/>
-    <w:lsdException w:name="toc 8" w:uiPriority="39"/>
-    <w:lsdException w:name="toc 9" w:uiPriority="39"/>
-    <w:lsdException w:name="caption" w:uiPriority="35" w:qFormat="1"/>
-    <w:lsdException w:name="Title" w:semiHidden="0" w:uiPriority="10" w:unhideWhenUsed="0" w:qFormat="1"/>
-    <w:lsdException w:name="Default Paragraph Font" w:uiPriority="1"/>
-    <w:lsdException w:name="Subtitle" w:semiHidden="0" w:uiPriority="11" w:unhideWhenUsed="0" w:qFormat="1"/>
-    <w:lsdException w:name="Strong" w:semiHidden="0" w:uiPriority="22" w:unhideWhenUsed="0" w:qFormat="1"/>
-    <w:lsdException w:name="Emphasis" w:semiHidden="0" w:uiPriority="20" w:unhideWhenUsed="0" w:qFormat="1"/>
-    <w:lsdException w:name="Table Grid" w:semiHidden="0" w:uiPriority="59" w:unhideWhenUsed="0"/>
-    <w:lsdException w:name="Placeholder Text" w:unhideWhenUsed="0"/>
-    <w:lsdException w:name="No Spacing" w:semiHidden="0" w:uiPriority="1" w:unhideWhenUsed="0" w:qFormat="1"/>
-    <w:lsdException w:name="Light Shading" w:semiHidden="0" w:uiPriority="60" w:unhideWhenUsed="0"/>
-    <w:lsdException w:name="Light List" w:semiHidden="0" w:uiPriority="61" w:unhideWhenUsed="0"/>
-    <w:lsdException w:name="Light Grid" w:semiHidden="0" w:uiPriority="62" w:unhideWhenUsed="0"/>
-    <w:lsdException w:name="Medium Shading 1" w:semiHidden="0" w:uiPriority="63" w:unhideWhenUsed="0"/>
-    <w:lsdException w:name="Medium Shading 2" w:semiHidden="0" w:uiPriority="64" w:unhideWhenUsed="0"/>
-    <w:lsdException w:name="Medium List 1" w:semiHidden="0" w:uiPriority="65" w:unhideWhenUsed="0"/>
-    <w:lsdException w:name="Medium List 2" w:semiHidden="0" w:uiPriority="66" w:unhideWhenUsed="0"/>
-    <w:lsdException w:name="Medium Grid 1" w:semiHidden="0" w:uiPriority="67" w:unhideWhenUsed="0"/>
-    <w:lsdException w:name="Medium Grid 2" w:semiHidden="0" w:uiPriority="68" w:unhideWhenUsed="0"/>
-    <w:lsdException w:name="Medium Grid 3" w:semiHidden="0" w:uiPriority="69" w:unhideWhenUsed="0"/>
-    <w:lsdException w:name="Dark List" w:semiHidden="0" w:uiPriority="70" w:unhideWhenUsed="0"/>
-    <w:lsdException w:name="Colorful Shading" w:semiHidden="0" w:uiPriority="71" w:unhideWhenUsed="0"/>
-    <w:lsdException w:name="Colorful List" w:semiHidden="0" w:uiPriority="72" w:unhideWhenUsed="0"/>
-    <w:lsdException w:name="Colorful Grid" w:semiHidden="0" w:uiPriority="73" w:unhideWhenUsed="0"/>
-    <w:lsdException w:name="Light Shading Accent 1" w:semiHidden="0" w:uiPriority="60" w:unhideWhenUsed="0"/>
-    <w:lsdException w:name="Light List Accent 1" w:semiHidden="0" w:uiPriority="61" w:unhideWhenUsed="0"/>
-    <w:lsdException w:name="Light Grid Accent 1" w:semiHidden="0" w:uiPriority="62" w:unhideWhenUsed="0"/>
-    <w:lsdException w:name="Medium Shading 1 Accent 1" w:semiHidden="0" w:uiPriority="63" w:unhideWhenUsed="0"/>
-    <w:lsdException w:name="Medium Shading 2 Accent 1" w:semiHidden="0" w:uiPriority="64" w:unhideWhenUsed="0"/>
-    <w:lsdException w:name="Medium List 1 Accent 1" w:semiHidden="0" w:uiPriority="65" w:unhideWhenUsed="0"/>
-    <w:lsdException w:name="Revision" w:unhideWhenUsed="0"/>
-    <w:lsdException w:name="List Paragraph" w:semiHidden="0" w:uiPriority="34" w:unhideWhenUsed="0" w:qFormat="1"/>
-    <w:lsdException w:name="Quote" w:semiHidden="0" w:uiPriority="29" w:unhideWhenUsed="0" w:qFormat="1"/>
-    <w:lsdException w:name="Intense Quote" w:semiHidden="0" w:uiPriority="30" w:unhideWhenUsed="0" w:qFormat="1"/>
-    <w:lsdException w:name="Medium List 2 Accent 1" w:semiHidden="0" w:uiPriority="66" w:unhideWhenUsed="0"/>
-    <w:lsdException w:name="Medium Grid 1 Accent 1" w:semiHidden="0" w:uiPriority="67" w:unhideWhenUsed="0"/>
-    <w:lsdException w:name="Medium Grid 2 Accent 1" w:semiHidden="0" w:uiPriority="68" w:unhideWhenUsed="0"/>
-    <w:lsdException w:name="Medium Grid 3 Accent 1" w:semiHidden="0" w:uiPriority="69" w:unhideWhenUsed="0"/>
-    <w:lsdException w:name="Dark List Accent 1" w:semiHidden="0" w:uiPriority="70" w:unhideWhenUsed="0"/>
-    <w:lsdException w:name="Colorful Shading Accent 1" w:semiHidden="0" w:uiPriority="71" w:unhideWhenUsed="0"/>
-    <w:lsdException w:name="Colorful List Accent 1" w:semiHidden="0" w:uiPriority="72" w:unhideWhenUsed="0"/>
-    <w:lsdException w:name="Colorful Grid Accent 1" w:semiHidden="0" w:uiPriority="73" w:unhideWhenUsed="0"/>
-    <w:lsdException w:name="Light Shading Accent 2" w:semiHidden="0" w:uiPriority="60" w:unhideWhenUsed="0"/>
-    <w:lsdException w:name="Light List Accent 2" w:semiHidden="0" w:uiPriority="61" w:unhideWhenUsed="0"/>
-    <w:lsdException w:name="Light Grid Accent 2" w:semiHidden="0" w:uiPriority="62" w:unhideWhenUsed="0"/>
-    <w:lsdException w:name="Medium Shading 1 Accent 2" w:semiHidden="0" w:uiPriority="63" w:unhideWhenUsed="0"/>
-    <w:lsdException w:name="Medium Shading 2 Accent 2" w:semiHidden="0" w:uiPriority="64" w:unhideWhenUsed="0"/>
-    <w:lsdException w:name="Medium List 1 Accent 2" w:semiHidden="0" w:uiPriority="65" w:unhideWhenUsed="0"/>
-    <w:lsdException w:name="Medium List 2 Accent 2" w:semiHidden="0" w:uiPriority="66" w:unhideWhenUsed="0"/>
-    <w:lsdException w:name="Medium Grid 1 Accent 2" w:semiHidden="0" w:uiPriority="67" w:unhideWhenUsed="0"/>
-    <w:lsdException w:name="Medium Grid 2 Accent 2" w:semiHidden="0" w:uiPriority="68" w:unhideWhenUsed="0"/>
-    <w:lsdException w:name="Medium Grid 3 Accent 2" w:semiHidden="0" w:uiPriority="69" w:unhideWhenUsed="0"/>
-    <w:lsdException w:name="Dark List Accent 2" w:semiHidden="0" w:uiPriority="70" w:unhideWhenUsed="0"/>
-    <w:lsdException w:name="Colorful Shading Accent 2" w:semiHidden="0" w:uiPriority="71" w:unhideWhenUsed="0"/>
-    <w:lsdException w:name="Colorful List Accent 2" w:semiHidden="0" w:uiPriority="72" w:unhideWhenUsed="0"/>
-    <w:lsdException w:name="Colorful Grid Accent 2" w:semiHidden="0" w:uiPriority="73" w:unhideWhenUsed="0"/>
-    <w:lsdException w:name="Light Shading Accent 3" w:semiHidden="0" w:uiPriority="60" w:unhideWhenUsed="0"/>
-    <w:lsdException w:name="Light List Accent 3" w:semiHidden="0" w:uiPriority="61" w:unhideWhenUsed="0"/>
-    <w:lsdException w:name="Light Grid Accent 3" w:semiHidden="0" w:uiPriority="62" w:unhideWhenUsed="0"/>
-    <w:lsdException w:name="Medium Shading 1 Accent 3" w:semiHidden="0" w:uiPriority="63" w:unhideWhenUsed="0"/>
-    <w:lsdException w:name="Medium Shading 2 Accent 3" w:semiHidden="0" w:uiPriority="64" w:unhideWhenUsed="0"/>
-    <w:lsdException w:name="Medium List 1 Accent 3" w:semiHidden="0" w:uiPriority="65" w:unhideWhenUsed="0"/>
-    <w:lsdException w:name="Medium List 2 Accent 3" w:semiHidden="0" w:uiPriority="66" w:unhideWhenUsed="0"/>
-    <w:lsdException w:name="Medium Grid 1 Accent 3" w:semiHidden="0" w:uiPriority="67" w:unhideWhenUsed="0"/>
-    <w:lsdException w:name="Medium Grid 2 Accent 3" w:semiHidden="0" w:uiPriority="68" w:unhideWhenUsed="0"/>
-    <w:lsdException w:name="Medium Grid 3 Accent 3" w:semiHidden="0" w:uiPriority="69" w:unhideWhenUsed="0"/>
-    <w:lsdException w:name="Dark List Accent 3" w:semiHidden="0" w:uiPriority="70" w:unhideWhenUsed="0"/>
-    <w:lsdException w:name="Colorful Shading Accent 3" w:semiHidden="0" w:uiPriority="71" w:unhideWhenUsed="0"/>
-    <w:lsdException w:name="Colorful List Accent 3" w:semiHidden="0" w:uiPriority="72" w:unhideWhenUsed="0"/>
-    <w:lsdException w:name="Colorful Grid Accent 3" w:semiHidden="0" w:uiPriority="73" w:unhideWhenUsed="0"/>
-    <w:lsdException w:name="Light Shading Accent 4" w:semiHidden="0" w:uiPriority="60" w:unhideWhenUsed="0"/>
-    <w:lsdException w:name="Light List Accent 4" w:semiHidden="0" w:uiPriority="61" w:unhideWhenUsed="0"/>
-    <w:lsdException w:name="Light Grid Accent 4" w:semiHidden="0" w:uiPriority="62" w:unhideWhenUsed="0"/>
-    <w:lsdException w:name="Medium Shading 1 Accent 4" w:semiHidden="0" w:uiPriority="63" w:unhideWhenUsed="0"/>
-    <w:lsdException w:name="Medium Shading 2 Accent 4" w:semiHidden="0" w:uiPriority="64" w:unhideWhenUsed="0"/>
-    <w:lsdException w:name="Medium List 1 Accent 4" w:semiHidden="0" w:uiPriority="65" w:unhideWhenUsed="0"/>
-    <w:lsdException w:name="Medium List 2 Accent 4" w:semiHidden="0" w:uiPriority="66" w:unhideWhenUsed="0"/>
-    <w:lsdException w:name="Medium Grid 1 Accent 4" w:semiHidden="0" w:uiPriority="67" w:unhideWhenUsed="0"/>
-    <w:lsdException w:name="Medium Grid 2 Accent 4" w:semiHidden="0" w:uiPriority="68" w:unhideWhenUsed="0"/>
-    <w:lsdException w:name="Medium Grid 3 Accent 4" w:semiHidden="0" w:uiPriority="69" w:unhideWhenUsed="0"/>
-    <w:lsdException w:name="Dark List Accent 4" w:semiHidden="0" w:uiPriority="70" w:unhideWhenUsed="0"/>
-    <w:lsdException w:name="Colorful Shading Accent 4" w:semiHidden="0" w:uiPriority="71" w:unhideWhenUsed="0"/>
-    <w:lsdException w:name="Colorful List Accent 4" w:semiHidden="0" w:uiPriority="72" w:unhideWhenUsed="0"/>
-    <w:lsdException w:name="Colorful Grid Accent 4" w:semiHidden="0" w:uiPriority="73" w:unhideWhenUsed="0"/>
-    <w:lsdException w:name="Light Shading Accent 5" w:semiHidden="0" w:uiPriority="60" w:unhideWhenUsed="0"/>
-    <w:lsdException w:name="Light List Accent 5" w:semiHidden="0" w:uiPriority="61" w:unhideWhenUsed="0"/>
-    <w:lsdException w:name="Light Grid Accent 5" w:semiHidden="0" w:uiPriority="62" w:unhideWhenUsed="0"/>
-    <w:lsdException w:name="Medium Shading 1 Accent 5" w:semiHidden="0" w:uiPriority="63" w:unhideWhenUsed="0"/>
-    <w:lsdException w:name="Medium Shading 2 Accent 5" w:semiHidden="0" w:uiPriority="64" w:unhideWhenUsed="0"/>
-    <w:lsdException w:name="Medium List 1 Accent 5" w:semiHidden="0" w:uiPriority="65" w:unhideWhenUsed="0"/>
-    <w:lsdException w:name="Medium List 2 Accent 5" w:semiHidden="0" w:uiPriority="66" w:unhideWhenUsed="0"/>
-    <w:lsdException w:name="Medium Grid 1 Accent 5" w:semiHidden="0" w:uiPriority="67" w:unhideWhenUsed="0"/>
-    <w:lsdException w:name="Medium Grid 2 Accent 5" w:semiHidden="0" w:uiPriority="68" w:unhideWhenUsed="0"/>
-    <w:lsdException w:name="Medium Grid 3 Accent 5" w:semiHidden="0" w:uiPriority="69" w:unhideWhenUsed="0"/>
-    <w:lsdException w:name="Dark List Accent 5" w:semiHidden="0" w:uiPriority="70" w:unhideWhenUsed="0"/>
-    <w:lsdException w:name="Colorful Shading Accent 5" w:semiHidden="0" w:uiPriority="71" w:unhideWhenUsed="0"/>
-    <w:lsdException w:name="Colorful List Accent 5" w:semiHidden="0" w:uiPriority="72" w:unhideWhenUsed="0"/>
-    <w:lsdException w:name="Colorful Grid Accent 5" w:semiHidden="0" w:uiPriority="73" w:unhideWhenUsed="0"/>
-    <w:lsdException w:name="Light Shading Accent 6" w:semiHidden="0" w:uiPriority="60" w:unhideWhenUsed="0"/>
-    <w:lsdException w:name="Light List Accent 6" w:semiHidden="0" w:uiPriority="61" w:unhideWhenUsed="0"/>
-    <w:lsdException w:name="Light Grid Accent 6" w:semiHidden="0" w:uiPriority="62" w:unhideWhenUsed="0"/>
-    <w:lsdException w:name="Medium Shading 1 Accent 6" w:semiHidden="0" w:uiPriority="63" w:unhideWhenUsed="0"/>
-    <w:lsdException w:name="Medium Shading 2 Accent 6" w:semiHidden="0" w:uiPriority="64" w:unhideWhenUsed="0"/>
-    <w:lsdException w:name="Medium List 1 Accent 6" w:semiHidden="0" w:uiPriority="65" w:unhideWhenUsed="0"/>
-    <w:lsdException w:name="Medium List 2 Accent 6" w:semiHidden="0" w:uiPriority="66" w:unhideWhenUsed="0"/>
-    <w:lsdException w:name="Medium Grid 1 Accent 6" w:semiHidden="0" w:uiPriority="67" w:unhideWhenUsed="0"/>
-    <w:lsdException w:name="Medium Grid 2 Accent 6" w:semiHidden="0" w:uiPriority="68" w:unhideWhenUsed="0"/>
-    <w:lsdException w:name="Medium Grid 3 Accent 6" w:semiHidden="0" w:uiPriority="69" w:unhideWhenUsed="0"/>
-    <w:lsdException w:name="Dark List Accent 6" w:semiHidden="0" w:uiPriority="70" w:unhideWhenUsed="0"/>
-    <w:lsdException w:name="Colorful Shading Accent 6" w:semiHidden="0" w:uiPriority="71" w:unhideWhenUsed="0"/>
-    <w:lsdException w:name="Colorful List Accent 6" w:semiHidden="0" w:uiPriority="72" w:unhideWhenUsed="0"/>
-    <w:lsdException w:name="Colorful Grid Accent 6" w:semiHidden="0" w:uiPriority="73" w:unhideWhenUsed="0"/>
-    <w:lsdException w:name="Subtle Emphasis" w:semiHidden="0" w:uiPriority="19" w:unhideWhenUsed="0" w:qFormat="1"/>
-    <w:lsdException w:name="Intense Emphasis" w:semiHidden="0" w:uiPriority="21" w:unhideWhenUsed="0" w:qFormat="1"/>
-    <w:lsdException w:name="Subtle Reference" w:semiHidden="0" w:uiPriority="31" w:unhideWhenUsed="0" w:qFormat="1"/>
-    <w:lsdException w:name="Intense Reference" w:semiHidden="0" w:uiPriority="32" w:unhideWhenUsed="0" w:qFormat="1"/>
-    <w:lsdException w:name="Book Title" w:semiHidden="0" w:uiPriority="33" w:unhideWhenUsed="0" w:qFormat="1"/>
-    <w:lsdException w:name="Bibliography" w:uiPriority="37"/>
-    <w:lsdException w:name="TOC Heading" w:uiPriority="39" w:qFormat="1"/>
+  <w:latentStyles w:defLockedState="0" w:defUIPriority="99" w:defSemiHidden="0" w:defUnhideWhenUsed="0" w:defQFormat="0" w:count="376">
+    <w:lsdException w:name="Normal" w:uiPriority="0" w:qFormat="1"/>
+    <w:lsdException w:name="heading 1" w:uiPriority="0" w:qFormat="1"/>
+    <w:lsdException w:name="heading 2" w:semiHidden="1" w:uiPriority="0" w:unhideWhenUsed="1" w:qFormat="1"/>
+    <w:lsdException w:name="heading 3" w:semiHidden="1" w:uiPriority="0" w:unhideWhenUsed="1" w:qFormat="1"/>
+    <w:lsdException w:name="heading 4" w:semiHidden="1" w:uiPriority="0" w:unhideWhenUsed="1" w:qFormat="1"/>
+    <w:lsdException w:name="heading 5" w:semiHidden="1" w:uiPriority="0" w:unhideWhenUsed="1" w:qFormat="1"/>
+    <w:lsdException w:name="heading 6" w:semiHidden="1" w:uiPriority="0" w:unhideWhenUsed="1" w:qFormat="1"/>
+    <w:lsdException w:name="heading 7" w:semiHidden="1" w:uiPriority="0" w:unhideWhenUsed="1" w:qFormat="1"/>
+    <w:lsdException w:name="heading 8" w:semiHidden="1" w:uiPriority="0" w:unhideWhenUsed="1" w:qFormat="1"/>
+    <w:lsdException w:name="heading 9" w:semiHidden="1" w:uiPriority="0" w:unhideWhenUsed="1" w:qFormat="1"/>
+    <w:lsdException w:name="index 1" w:semiHidden="1" w:unhideWhenUsed="1"/>
+    <w:lsdException w:name="index 2" w:semiHidden="1" w:unhideWhenUsed="1"/>
+    <w:lsdException w:name="index 3" w:semiHidden="1" w:unhideWhenUsed="1"/>
+    <w:lsdException w:name="index 4" w:semiHidden="1" w:unhideWhenUsed="1"/>
+    <w:lsdException w:name="index 5" w:semiHidden="1" w:unhideWhenUsed="1"/>
+    <w:lsdException w:name="index 6" w:semiHidden="1" w:unhideWhenUsed="1"/>
+    <w:lsdException w:name="index 7" w:semiHidden="1" w:unhideWhenUsed="1"/>
+    <w:lsdException w:name="index 8" w:semiHidden="1" w:unhideWhenUsed="1"/>
+    <w:lsdException w:name="index 9" w:semiHidden="1" w:unhideWhenUsed="1"/>
+    <w:lsdException w:name="toc 1" w:semiHidden="1" w:uiPriority="39" w:unhideWhenUsed="1"/>
+    <w:lsdException w:name="toc 2" w:semiHidden="1" w:uiPriority="39" w:unhideWhenUsed="1"/>
+    <w:lsdException w:name="toc 3" w:semiHidden="1" w:uiPriority="39" w:unhideWhenUsed="1"/>
+    <w:lsdException w:name="toc 4" w:semiHidden="1" w:uiPriority="39" w:unhideWhenUsed="1"/>
+    <w:lsdException w:name="toc 5" w:semiHidden="1" w:uiPriority="39" w:unhideWhenUsed="1"/>
+    <w:lsdException w:name="toc 6" w:semiHidden="1" w:uiPriority="39" w:unhideWhenUsed="1"/>
+    <w:lsdException w:name="toc 7" w:semiHidden="1" w:uiPriority="39" w:unhideWhenUsed="1"/>
+    <w:lsdException w:name="toc 8" w:semiHidden="1" w:uiPriority="39" w:unhideWhenUsed="1"/>
+    <w:lsdException w:name="toc 9" w:semiHidden="1" w:uiPriority="39" w:unhideWhenUsed="1"/>
+    <w:lsdException w:name="Normal Indent" w:semiHidden="1" w:unhideWhenUsed="1"/>
+    <w:lsdException w:name="footnote text" w:semiHidden="1" w:unhideWhenUsed="1"/>
+    <w:lsdException w:name="annotation text" w:semiHidden="1" w:unhideWhenUsed="1"/>
+    <w:lsdException w:name="header" w:semiHidden="1" w:unhideWhenUsed="1"/>
+    <w:lsdException w:name="footer" w:semiHidden="1" w:unhideWhenUsed="1"/>
+    <w:lsdException w:name="index heading" w:semiHidden="1" w:unhideWhenUsed="1"/>
+    <w:lsdException w:name="caption" w:semiHidden="1" w:uiPriority="35" w:unhideWhenUsed="1" w:qFormat="1"/>
+    <w:lsdException w:name="table of figures" w:semiHidden="1" w:unhideWhenUsed="1"/>
+    <w:lsdException w:name="envelope address" w:semiHidden="1" w:unhideWhenUsed="1"/>
+    <w:lsdException w:name="envelope return" w:semiHidden="1" w:unhideWhenUsed="1"/>
+    <w:lsdException w:name="footnote reference" w:semiHidden="1" w:unhideWhenUsed="1"/>
+    <w:lsdException w:name="annotation reference" w:semiHidden="1" w:unhideWhenUsed="1"/>
+    <w:lsdException w:name="line number" w:semiHidden="1" w:unhideWhenUsed="1"/>
+    <w:lsdException w:name="page number" w:semiHidden="1" w:unhideWhenUsed="1"/>
+    <w:lsdException w:name="endnote reference" w:semiHidden="1" w:unhideWhenUsed="1"/>
+    <w:lsdException w:name="endnote text" w:semiHidden="1" w:unhideWhenUsed="1"/>
+    <w:lsdException w:name="table of authorities" w:semiHidden="1" w:unhideWhenUsed="1"/>
+    <w:lsdException w:name="macro" w:semiHidden="1" w:unhideWhenUsed="1"/>
+    <w:lsdException w:name="toa heading" w:semiHidden="1" w:unhideWhenUsed="1"/>
+    <w:lsdException w:name="List" w:semiHidden="1" w:unhideWhenUsed="1"/>
+    <w:lsdException w:name="List Bullet" w:semiHidden="1" w:unhideWhenUsed="1"/>
+    <w:lsdException w:name="List Number" w:semiHidden="1" w:unhideWhenUsed="1"/>
+    <w:lsdException w:name="List 2" w:semiHidden="1" w:unhideWhenUsed="1"/>
+    <w:lsdException w:name="List 3" w:semiHidden="1" w:unhideWhenUsed="1"/>
+    <w:lsdException w:name="List 4" w:semiHidden="1" w:unhideWhenUsed="1"/>
+    <w:lsdException w:name="List 5" w:semiHidden="1" w:unhideWhenUsed="1"/>
+    <w:lsdException w:name="List Bullet 2" w:semiHidden="1" w:unhideWhenUsed="1"/>
+    <w:lsdException w:name="List Bullet 3" w:semiHidden="1" w:unhideWhenUsed="1"/>
+    <w:lsdException w:name="List Bullet 4" w:semiHidden="1" w:unhideWhenUsed="1"/>
+    <w:lsdException w:name="List Bullet 5" w:semiHidden="1" w:unhideWhenUsed="1"/>
+    <w:lsdException w:name="List Number 2" w:semiHidden="1" w:unhideWhenUsed="1"/>
+    <w:lsdException w:name="List Number 3" w:semiHidden="1" w:unhideWhenUsed="1"/>
+    <w:lsdException w:name="List Number 4" w:semiHidden="1" w:unhideWhenUsed="1"/>
+    <w:lsdException w:name="List Number 5" w:semiHidden="1" w:unhideWhenUsed="1"/>
+    <w:lsdException w:name="Title" w:uiPriority="10" w:qFormat="1"/>
+    <w:lsdException w:name="Closing" w:semiHidden="1" w:unhideWhenUsed="1"/>
+    <w:lsdException w:name="Signature" w:semiHidden="1" w:unhideWhenUsed="1"/>
+    <w:lsdException w:name="Default Paragraph Font" w:semiHidden="1" w:uiPriority="1" w:unhideWhenUsed="1"/>
+    <w:lsdException w:name="Body Text" w:semiHidden="1" w:unhideWhenUsed="1"/>
+    <w:lsdException w:name="Body Text Indent" w:semiHidden="1" w:unhideWhenUsed="1"/>
+    <w:lsdException w:name="List Continue" w:semiHidden="1" w:unhideWhenUsed="1"/>
+    <w:lsdException w:name="List Continue 2" w:semiHidden="1" w:unhideWhenUsed="1"/>
+    <w:lsdException w:name="List Continue 3" w:semiHidden="1" w:unhideWhenUsed="1"/>
+    <w:lsdException w:name="List Continue 4" w:semiHidden="1" w:unhideWhenUsed="1"/>
+    <w:lsdException w:name="List Continue 5" w:semiHidden="1" w:unhideWhenUsed="1"/>
+    <w:lsdException w:name="Message Header" w:semiHidden="1" w:unhideWhenUsed="1"/>
+    <w:lsdException w:name="Subtitle" w:uiPriority="11" w:qFormat="1"/>
+    <w:lsdException w:name="Salutation" w:semiHidden="1" w:unhideWhenUsed="1"/>
+    <w:lsdException w:name="Date" w:semiHidden="1" w:unhideWhenUsed="1"/>
+    <w:lsdException w:name="Body Text First Indent" w:semiHidden="1" w:unhideWhenUsed="1"/>
+    <w:lsdException w:name="Body Text First Indent 2" w:semiHidden="1" w:unhideWhenUsed="1"/>
+    <w:lsdException w:name="Note Heading" w:semiHidden="1" w:unhideWhenUsed="1"/>
+    <w:lsdException w:name="Body Text 2" w:semiHidden="1" w:unhideWhenUsed="1"/>
+    <w:lsdException w:name="Body Text 3" w:semiHidden="1" w:unhideWhenUsed="1"/>
+    <w:lsdException w:name="Body Text Indent 2" w:semiHidden="1" w:unhideWhenUsed="1"/>
+    <w:lsdException w:name="Body Text Indent 3" w:semiHidden="1" w:unhideWhenUsed="1"/>
+    <w:lsdException w:name="Block Text" w:semiHidden="1" w:unhideWhenUsed="1"/>
+    <w:lsdException w:name="Hyperlink" w:semiHidden="1" w:unhideWhenUsed="1"/>
+    <w:lsdException w:name="FollowedHyperlink" w:semiHidden="1" w:unhideWhenUsed="1"/>
+    <w:lsdException w:name="Strong" w:uiPriority="22" w:qFormat="1"/>
+    <w:lsdException w:name="Emphasis" w:uiPriority="20" w:qFormat="1"/>
+    <w:lsdException w:name="Document Map" w:semiHidden="1" w:unhideWhenUsed="1"/>
+    <w:lsdException w:name="Plain Text" w:semiHidden="1" w:unhideWhenUsed="1"/>
+    <w:lsdException w:name="E-mail Signature" w:semiHidden="1" w:unhideWhenUsed="1"/>
+    <w:lsdException w:name="HTML Top of Form" w:semiHidden="1" w:unhideWhenUsed="1"/>
+    <w:lsdException w:name="HTML Bottom of Form" w:semiHidden="1" w:unhideWhenUsed="1"/>
+    <w:lsdException w:name="Normal (Web)" w:semiHidden="1" w:unhideWhenUsed="1"/>
+    <w:lsdException w:name="HTML Acronym" w:semiHidden="1" w:unhideWhenUsed="1"/>
+    <w:lsdException w:name="HTML Address" w:semiHidden="1" w:unhideWhenUsed="1"/>
+    <w:lsdException w:name="HTML Cite" w:semiHidden="1" w:unhideWhenUsed="1"/>
+    <w:lsdException w:name="HTML Code" w:semiHidden="1" w:unhideWhenUsed="1"/>
+    <w:lsdException w:name="HTML Definition" w:semiHidden="1" w:unhideWhenUsed="1"/>
+    <w:lsdException w:name="HTML Keyboard" w:semiHidden="1" w:unhideWhenUsed="1"/>
+    <w:lsdException w:name="HTML Preformatted" w:semiHidden="1" w:unhideWhenUsed="1"/>
+    <w:lsdException w:name="HTML Sample" w:semiHidden="1" w:unhideWhenUsed="1"/>
+    <w:lsdException w:name="HTML Typewriter" w:semiHidden="1" w:unhideWhenUsed="1"/>
+    <w:lsdException w:name="HTML Variable" w:semiHidden="1" w:unhideWhenUsed="1"/>
+    <w:lsdException w:name="Normal Table" w:semiHidden="1" w:unhideWhenUsed="1"/>
+    <w:lsdException w:name="annotation subject" w:semiHidden="1" w:unhideWhenUsed="1"/>
+    <w:lsdException w:name="No List" w:semiHidden="1" w:unhideWhenUsed="1"/>
+    <w:lsdException w:name="Outline List 1" w:semiHidden="1" w:unhideWhenUsed="1"/>
+    <w:lsdException w:name="Outline List 2" w:semiHidden="1" w:unhideWhenUsed="1"/>
+    <w:lsdException w:name="Outline List 3" w:semiHidden="1" w:unhideWhenUsed="1"/>
+    <w:lsdException w:name="Table Simple 1" w:semiHidden="1" w:unhideWhenUsed="1"/>
+    <w:lsdException w:name="Table Simple 2" w:semiHidden="1" w:unhideWhenUsed="1"/>
+    <w:lsdException w:name="Table Simple 3" w:semiHidden="1" w:unhideWhenUsed="1"/>
+    <w:lsdException w:name="Table Classic 1" w:semiHidden="1" w:unhideWhenUsed="1"/>
+    <w:lsdException w:name="Table Classic 2" w:semiHidden="1" w:unhideWhenUsed="1"/>
+    <w:lsdException w:name="Table Classic 3" w:semiHidden="1" w:unhideWhenUsed="1"/>
+    <w:lsdException w:name="Table Classic 4" w:semiHidden="1" w:unhideWhenUsed="1"/>
+    <w:lsdException w:name="Table Colorful 1" w:semiHidden="1" w:unhideWhenUsed="1"/>
+    <w:lsdException w:name="Table Colorful 2" w:semiHidden="1" w:unhideWhenUsed="1"/>
+    <w:lsdException w:name="Table Colorful 3" w:semiHidden="1" w:unhideWhenUsed="1"/>
+    <w:lsdException w:name="Table Columns 1" w:semiHidden="1" w:unhideWhenUsed="1"/>
+    <w:lsdException w:name="Table Columns 2" w:semiHidden="1" w:unhideWhenUsed="1"/>
+    <w:lsdException w:name="Table Columns 3" w:semiHidden="1" w:unhideWhenUsed="1"/>
+    <w:lsdException w:name="Table Columns 4" w:semiHidden="1" w:unhideWhenUsed="1"/>
+    <w:lsdException w:name="Table Columns 5" w:semiHidden="1" w:unhideWhenUsed="1"/>
+    <w:lsdException w:name="Table Grid 1" w:semiHidden="1" w:unhideWhenUsed="1"/>
+    <w:lsdException w:name="Table Grid 2" w:semiHidden="1" w:unhideWhenUsed="1"/>
+    <w:lsdException w:name="Table Grid 3" w:semiHidden="1" w:unhideWhenUsed="1"/>
+    <w:lsdException w:name="Table Grid 4" w:semiHidden="1" w:unhideWhenUsed="1"/>
+    <w:lsdException w:name="Table Grid 5" w:semiHidden="1" w:unhideWhenUsed="1"/>
+    <w:lsdException w:name="Table Grid 6" w:semiHidden="1" w:unhideWhenUsed="1"/>
+    <w:lsdException w:name="Table Grid 7" w:semiHidden="1" w:unhideWhenUsed="1"/>
+    <w:lsdException w:name="Table Grid 8" w:semiHidden="1" w:unhideWhenUsed="1"/>
+    <w:lsdException w:name="Table List 1" w:semiHidden="1" w:unhideWhenUsed="1"/>
+    <w:lsdException w:name="Table List 2" w:semiHidden="1" w:unhideWhenUsed="1"/>
+    <w:lsdException w:name="Table List 3" w:semiHidden="1" w:unhideWhenUsed="1"/>
+    <w:lsdException w:name="Table List 4" w:semiHidden="1" w:unhideWhenUsed="1"/>
+    <w:lsdException w:name="Table List 5" w:semiHidden="1" w:unhideWhenUsed="1"/>
+    <w:lsdException w:name="Table List 6" w:semiHidden="1" w:unhideWhenUsed="1"/>
+    <w:lsdException w:name="Table List 7" w:semiHidden="1" w:unhideWhenUsed="1"/>
+    <w:lsdException w:name="Table List 8" w:semiHidden="1" w:unhideWhenUsed="1"/>
+    <w:lsdException w:name="Table 3D effects 1" w:semiHidden="1" w:unhideWhenUsed="1"/>
+    <w:lsdException w:name="Table 3D effects 2" w:semiHidden="1" w:unhideWhenUsed="1"/>
+    <w:lsdException w:name="Table 3D effects 3" w:semiHidden="1" w:unhideWhenUsed="1"/>
+    <w:lsdException w:name="Table Contemporary" w:semiHidden="1" w:unhideWhenUsed="1"/>
+    <w:lsdException w:name="Table Elegant" w:semiHidden="1" w:unhideWhenUsed="1"/>
+    <w:lsdException w:name="Table Professional" w:semiHidden="1" w:unhideWhenUsed="1"/>
+    <w:lsdException w:name="Table Subtle 1" w:semiHidden="1" w:unhideWhenUsed="1"/>
+    <w:lsdException w:name="Table Subtle 2" w:semiHidden="1" w:unhideWhenUsed="1"/>
+    <w:lsdException w:name="Table Web 1" w:semiHidden="1" w:unhideWhenUsed="1"/>
+    <w:lsdException w:name="Table Web 2" w:semiHidden="1" w:unhideWhenUsed="1"/>
+    <w:lsdException w:name="Table Web 3" w:semiHidden="1" w:unhideWhenUsed="1"/>
+    <w:lsdException w:name="Balloon Text" w:semiHidden="1" w:unhideWhenUsed="1"/>
+    <w:lsdException w:name="Table Grid" w:uiPriority="59"/>
+    <w:lsdException w:name="Table Theme" w:semiHidden="1" w:unhideWhenUsed="1"/>
+    <w:lsdException w:name="Placeholder Text" w:semiHidden="1"/>
+    <w:lsdException w:name="No Spacing" w:uiPriority="1" w:qFormat="1"/>
+    <w:lsdException w:name="Light Shading" w:uiPriority="60"/>
+    <w:lsdException w:name="Light List" w:uiPriority="61"/>
+    <w:lsdException w:name="Light Grid" w:uiPriority="62"/>
+    <w:lsdException w:name="Medium Shading 1" w:uiPriority="63"/>
+    <w:lsdException w:name="Medium Shading 2" w:uiPriority="64"/>
+    <w:lsdException w:name="Medium List 1" w:uiPriority="65"/>
+    <w:lsdException w:name="Medium List 2" w:uiPriority="66"/>
+    <w:lsdException w:name="Medium Grid 1" w:uiPriority="67"/>
+    <w:lsdException w:name="Medium Grid 2" w:uiPriority="68"/>
+    <w:lsdException w:name="Medium Grid 3" w:uiPriority="69"/>
+    <w:lsdException w:name="Dark List" w:uiPriority="70"/>
+    <w:lsdException w:name="Colorful Shading" w:uiPriority="71"/>
+    <w:lsdException w:name="Colorful List" w:uiPriority="72"/>
+    <w:lsdException w:name="Colorful Grid" w:uiPriority="73"/>
+    <w:lsdException w:name="Light Shading Accent 1" w:uiPriority="60"/>
+    <w:lsdException w:name="Light List Accent 1" w:uiPriority="61"/>
+    <w:lsdException w:name="Light Grid Accent 1" w:uiPriority="62"/>
+    <w:lsdException w:name="Medium Shading 1 Accent 1" w:uiPriority="63"/>
+    <w:lsdException w:name="Medium Shading 2 Accent 1" w:uiPriority="64"/>
+    <w:lsdException w:name="Medium List 1 Accent 1" w:uiPriority="65"/>
+    <w:lsdException w:name="Revision" w:semiHidden="1"/>
+    <w:lsdException w:name="List Paragraph" w:uiPriority="34" w:qFormat="1"/>
+    <w:lsdException w:name="Quote" w:uiPriority="29" w:qFormat="1"/>
+    <w:lsdException w:name="Intense Quote" w:uiPriority="30" w:qFormat="1"/>
+    <w:lsdException w:name="Medium List 2 Accent 1" w:uiPriority="66"/>
+    <w:lsdException w:name="Medium Grid 1 Accent 1" w:uiPriority="67"/>
+    <w:lsdException w:name="Medium Grid 2 Accent 1" w:uiPriority="68"/>
+    <w:lsdException w:name="Medium Grid 3 Accent 1" w:uiPriority="69"/>
+    <w:lsdException w:name="Dark List Accent 1" w:uiPriority="70"/>
+    <w:lsdException w:name="Colorful Shading Accent 1" w:uiPriority="71"/>
+    <w:lsdException w:name="Colorful List Accent 1" w:uiPriority="72"/>
+    <w:lsdException w:name="Colorful Grid Accent 1" w:uiPriority="73"/>
+    <w:lsdException w:name="Light Shading Accent 2" w:uiPriority="60"/>
+    <w:lsdException w:name="Light List Accent 2" w:uiPriority="61"/>
+    <w:lsdException w:name="Light Grid Accent 2" w:uiPriority="62"/>
+    <w:lsdException w:name="Medium Shading 1 Accent 2" w:uiPriority="63"/>
+    <w:lsdException w:name="Medium Shading 2 Accent 2" w:uiPriority="64"/>
+    <w:lsdException w:name="Medium List 1 Accent 2" w:uiPriority="65"/>
+    <w:lsdException w:name="Medium List 2 Accent 2" w:uiPriority="66"/>
+    <w:lsdException w:name="Medium Grid 1 Accent 2" w:uiPriority="67"/>
+    <w:lsdException w:name="Medium Grid 2 Accent 2" w:uiPriority="68"/>
+    <w:lsdException w:name="Medium Grid 3 Accent 2" w:uiPriority="69"/>
+    <w:lsdException w:name="Dark List Accent 2" w:uiPriority="70"/>
+    <w:lsdException w:name="Colorful Shading Accent 2" w:uiPriority="71"/>
+    <w:lsdException w:name="Colorful List Accent 2" w:uiPriority="72"/>
+    <w:lsdException w:name="Colorful Grid Accent 2" w:uiPriority="73"/>
+    <w:lsdException w:name="Light Shading Accent 3" w:uiPriority="60"/>
+    <w:lsdException w:name="Light List Accent 3" w:uiPriority="61"/>
+    <w:lsdException w:name="Light Grid Accent 3" w:uiPriority="62"/>
+    <w:lsdException w:name="Medium Shading 1 Accent 3" w:uiPriority="63"/>
+    <w:lsdException w:name="Medium Shading 2 Accent 3" w:uiPriority="64"/>
+    <w:lsdException w:name="Medium List 1 Accent 3" w:uiPriority="65"/>
+    <w:lsdException w:name="Medium List 2 Accent 3" w:uiPriority="66"/>
+    <w:lsdException w:name="Medium Grid 1 Accent 3" w:uiPriority="67"/>
+    <w:lsdException w:name="Medium Grid 2 Accent 3" w:uiPriority="68"/>
+    <w:lsdException w:name="Medium Grid 3 Accent 3" w:uiPriority="69"/>
+    <w:lsdException w:name="Dark List Accent 3" w:uiPriority="70"/>
+    <w:lsdException w:name="Colorful Shading Accent 3" w:uiPriority="71"/>
+    <w:lsdException w:name="Colorful List Accent 3" w:uiPriority="72"/>
+    <w:lsdException w:name="Colorful Grid Accent 3" w:uiPriority="73"/>
+    <w:lsdException w:name="Light Shading Accent 4" w:uiPriority="60"/>
+    <w:lsdException w:name="Light List Accent 4" w:uiPriority="61"/>
+    <w:lsdException w:name="Light Grid Accent 4" w:uiPriority="62"/>
+    <w:lsdException w:name="Medium Shading 1 Accent 4" w:uiPriority="63"/>
+    <w:lsdException w:name="Medium Shading 2 Accent 4" w:uiPriority="64"/>
+    <w:lsdException w:name="Medium List 1 Accent 4" w:uiPriority="65"/>
+    <w:lsdException w:name="Medium List 2 Accent 4" w:uiPriority="66"/>
+    <w:lsdException w:name="Medium Grid 1 Accent 4" w:uiPriority="67"/>
+    <w:lsdException w:name="Medium Grid 2 Accent 4" w:uiPriority="68"/>
+    <w:lsdException w:name="Medium Grid 3 Accent 4" w:uiPriority="69"/>
+    <w:lsdException w:name="Dark List Accent 4" w:uiPriority="70"/>
+    <w:lsdException w:name="Colorful Shading Accent 4" w:uiPriority="71"/>
+    <w:lsdException w:name="Colorful List Accent 4" w:uiPriority="72"/>
+    <w:lsdException w:name="Colorful Grid Accent 4" w:uiPriority="73"/>
+    <w:lsdException w:name="Light Shading Accent 5" w:uiPriority="60"/>
+    <w:lsdException w:name="Light List Accent 5" w:uiPriority="61"/>
+    <w:lsdException w:name="Light Grid Accent 5" w:uiPriority="62"/>
+    <w:lsdException w:name="Medium Shading 1 Accent 5" w:uiPriority="63"/>
+    <w:lsdException w:name="Medium Shading 2 Accent 5" w:uiPriority="64"/>
+    <w:lsdException w:name="Medium List 1 Accent 5" w:uiPriority="65"/>
+    <w:lsdException w:name="Medium List 2 Accent 5" w:uiPriority="66"/>
+    <w:lsdException w:name="Medium Grid 1 Accent 5" w:uiPriority="67"/>
+    <w:lsdException w:name="Medium Grid 2 Accent 5" w:uiPriority="68"/>
+    <w:lsdException w:name="Medium Grid 3 Accent 5" w:uiPriority="69"/>
+    <w:lsdException w:name="Dark List Accent 5" w:uiPriority="70"/>
+    <w:lsdException w:name="Colorful Shading Accent 5" w:uiPriority="71"/>
+    <w:lsdException w:name="Colorful List Accent 5" w:uiPriority="72"/>
+    <w:lsdException w:name="Colorful Grid Accent 5" w:uiPriority="73"/>
+    <w:lsdException w:name="Light Shading Accent 6" w:uiPriority="60"/>
+    <w:lsdException w:name="Light List Accent 6" w:uiPriority="61"/>
+    <w:lsdException w:name="Light Grid Accent 6" w:uiPriority="62"/>
+    <w:lsdException w:name="Medium Shading 1 Accent 6" w:uiPriority="63"/>
+    <w:lsdException w:name="Medium Shading 2 Accent 6" w:uiPriority="64"/>
+    <w:lsdException w:name="Medium List 1 Accent 6" w:uiPriority="65"/>
+    <w:lsdException w:name="Medium List 2 Accent 6" w:uiPriority="66"/>
+    <w:lsdException w:name="Medium Grid 1 Accent 6" w:uiPriority="67"/>
+    <w:lsdException w:name="Medium Grid 2 Accent 6" w:uiPriority="68"/>
+    <w:lsdException w:name="Medium Grid 3 Accent 6" w:uiPriority="69"/>
+    <w:lsdException w:name="Dark List Accent 6" w:uiPriority="70"/>
+    <w:lsdException w:name="Colorful Shading Accent 6" w:uiPriority="71"/>
+    <w:lsdException w:name="Colorful List Accent 6" w:uiPriority="72"/>
+    <w:lsdException w:name="Colorful Grid Accent 6" w:uiPriority="73"/>
+    <w:lsdException w:name="Subtle Emphasis" w:uiPriority="19" w:qFormat="1"/>
+    <w:lsdException w:name="Intense Emphasis" w:uiPriority="21" w:qFormat="1"/>
+    <w:lsdException w:name="Subtle Reference" w:uiPriority="31" w:qFormat="1"/>
+    <w:lsdException w:name="Intense Reference" w:uiPriority="32" w:qFormat="1"/>
+    <w:lsdException w:name="Book Title" w:uiPriority="33" w:qFormat="1"/>
+    <w:lsdException w:name="Bibliography" w:semiHidden="1" w:uiPriority="37" w:unhideWhenUsed="1"/>
+    <w:lsdException w:name="TOC Heading" w:semiHidden="1" w:uiPriority="39" w:unhideWhenUsed="1" w:qFormat="1"/>
+    <w:lsdException w:name="Plain Table 1" w:uiPriority="41"/>
+    <w:lsdException w:name="Plain Table 2" w:uiPriority="42"/>
+    <w:lsdException w:name="Plain Table 3" w:uiPriority="43"/>
+    <w:lsdException w:name="Plain Table 4" w:uiPriority="44"/>
+    <w:lsdException w:name="Plain Table 5" w:uiPriority="45"/>
+    <w:lsdException w:name="Grid Table Light" w:uiPriority="40"/>
+    <w:lsdException w:name="Grid Table 1 Light" w:uiPriority="46"/>
+    <w:lsdException w:name="Grid Table 2" w:uiPriority="47"/>
+    <w:lsdException w:name="Grid Table 3" w:uiPriority="48"/>
+    <w:lsdException w:name="Grid Table 4" w:uiPriority="49"/>
+    <w:lsdException w:name="Grid Table 5 Dark" w:uiPriority="50"/>
+    <w:lsdException w:name="Grid Table 6 Colorful" w:uiPriority="51"/>
+    <w:lsdException w:name="Grid Table 7 Colorful" w:uiPriority="52"/>
+    <w:lsdException w:name="Grid Table 1 Light Accent 1" w:uiPriority="46"/>
+    <w:lsdException w:name="Grid Table 2 Accent 1" w:uiPriority="47"/>
+    <w:lsdException w:name="Grid Table 3 Accent 1" w:uiPriority="48"/>
+    <w:lsdException w:name="Grid Table 4 Accent 1" w:uiPriority="49"/>
+    <w:lsdException w:name="Grid Table 5 Dark Accent 1" w:uiPriority="50"/>
+    <w:lsdException w:name="Grid Table 6 Colorful Accent 1" w:uiPriority="51"/>
+    <w:lsdException w:name="Grid Table 7 Colorful Accent 1" w:uiPriority="52"/>
+    <w:lsdException w:name="Grid Table 1 Light Accent 2" w:uiPriority="46"/>
+    <w:lsdException w:name="Grid Table 2 Accent 2" w:uiPriority="47"/>
+    <w:lsdException w:name="Grid Table 3 Accent 2" w:uiPriority="48"/>
+    <w:lsdException w:name="Grid Table 4 Accent 2" w:uiPriority="49"/>
+    <w:lsdException w:name="Grid Table 5 Dark Accent 2" w:uiPriority="50"/>
+    <w:lsdException w:name="Grid Table 6 Colorful Accent 2" w:uiPriority="51"/>
+    <w:lsdException w:name="Grid Table 7 Colorful Accent 2" w:uiPriority="52"/>
+    <w:lsdException w:name="Grid Table 1 Light Accent 3" w:uiPriority="46"/>
+    <w:lsdException w:name="Grid Table 2 Accent 3" w:uiPriority="47"/>
+    <w:lsdException w:name="Grid Table 3 Accent 3" w:uiPriority="48"/>
+    <w:lsdException w:name="Grid Table 4 Accent 3" w:uiPriority="49"/>
+    <w:lsdException w:name="Grid Table 5 Dark Accent 3" w:uiPriority="50"/>
+    <w:lsdException w:name="Grid Table 6 Colorful Accent 3" w:uiPriority="51"/>
+    <w:lsdException w:name="Grid Table 7 Colorful Accent 3" w:uiPriority="52"/>
+    <w:lsdException w:name="Grid Table 1 Light Accent 4" w:uiPriority="46"/>
+    <w:lsdException w:name="Grid Table 2 Accent 4" w:uiPriority="47"/>
+    <w:lsdException w:name="Grid Table 3 Accent 4" w:uiPriority="48"/>
+    <w:lsdException w:name="Grid Table 4 Accent 4" w:uiPriority="49"/>
+    <w:lsdException w:name="Grid Table 5 Dark Accent 4" w:uiPriority="50"/>
+    <w:lsdException w:name="Grid Table 6 Colorful Accent 4" w:uiPriority="51"/>
+    <w:lsdException w:name="Grid Table 7 Colorful Accent 4" w:uiPriority="52"/>
+    <w:lsdException w:name="Grid Table 1 Light Accent 5" w:uiPriority="46"/>
+    <w:lsdException w:name="Grid Table 2 Accent 5" w:uiPriority="47"/>
+    <w:lsdException w:name="Grid Table 3 Accent 5" w:uiPriority="48"/>
+    <w:lsdException w:name="Grid Table 4 Accent 5" w:uiPriority="49"/>
+    <w:lsdException w:name="Grid Table 5 Dark Accent 5" w:uiPriority="50"/>
+    <w:lsdException w:name="Grid Table 6 Colorful Accent 5" w:uiPriority="51"/>
+    <w:lsdException w:name="Grid Table 7 Colorful Accent 5" w:uiPriority="52"/>
+    <w:lsdException w:name="Grid Table 1 Light Accent 6" w:uiPriority="46"/>
+    <w:lsdException w:name="Grid Table 2 Accent 6" w:uiPriority="47"/>
+    <w:lsdException w:name="Grid Table 3 Accent 6" w:uiPriority="48"/>
+    <w:lsdException w:name="Grid Table 4 Accent 6" w:uiPriority="49"/>
+    <w:lsdException w:name="Grid Table 5 Dark Accent 6" w:uiPriority="50"/>
+    <w:lsdException w:name="Grid Table 6 Colorful Accent 6" w:uiPriority="51"/>
+    <w:lsdException w:name="Grid Table 7 Colorful Accent 6" w:uiPriority="52"/>
+    <w:lsdException w:name="List Table 1 Light" w:uiPriority="46"/>
+    <w:lsdException w:name="List Table 2" w:uiPriority="47"/>
+    <w:lsdException w:name="List Table 3" w:uiPriority="48"/>
+    <w:lsdException w:name="List Table 4" w:uiPriority="49"/>
+    <w:lsdException w:name="List Table 5 Dark" w:uiPriority="50"/>
+    <w:lsdException w:name="List Table 6 Colorful" w:uiPriority="51"/>
+    <w:lsdException w:name="List Table 7 Colorful" w:uiPriority="52"/>
+    <w:lsdException w:name="List Table 1 Light Accent 1" w:uiPriority="46"/>
+    <w:lsdException w:name="List Table 2 Accent 1" w:uiPriority="47"/>
+    <w:lsdException w:name="List Table 3 Accent 1" w:uiPriority="48"/>
+    <w:lsdException w:name="List Table 4 Accent 1" w:uiPriority="49"/>
+    <w:lsdException w:name="List Table 5 Dark Accent 1" w:uiPriority="50"/>
+    <w:lsdException w:name="List Table 6 Colorful Accent 1" w:uiPriority="51"/>
+    <w:lsdException w:name="List Table 7 Colorful Accent 1" w:uiPriority="52"/>
+    <w:lsdException w:name="List Table 1 Light Accent 2" w:uiPriority="46"/>
+    <w:lsdException w:name="List Table 2 Accent 2" w:uiPriority="47"/>
+    <w:lsdException w:name="List Table 3 Accent 2" w:uiPriority="48"/>
+    <w:lsdException w:name="List Table 4 Accent 2" w:uiPriority="49"/>
+    <w:lsdException w:name="List Table 5 Dark Accent 2" w:uiPriority="50"/>
+    <w:lsdException w:name="List Table 6 Colorful Accent 2" w:uiPriority="51"/>
+    <w:lsdException w:name="List Table 7 Colorful Accent 2" w:uiPriority="52"/>
+    <w:lsdException w:name="List Table 1 Light Accent 3" w:uiPriority="46"/>
+    <w:lsdException w:name="List Table 2 Accent 3" w:uiPriority="47"/>
+    <w:lsdException w:name="List Table 3 Accent 3" w:uiPriority="48"/>
+    <w:lsdException w:name="List Table 4 Accent 3" w:uiPriority="49"/>
+    <w:lsdException w:name="List Table 5 Dark Accent 3" w:uiPriority="50"/>
+    <w:lsdException w:name="List Table 6 Colorful Accent 3" w:uiPriority="51"/>
+    <w:lsdException w:name="List Table 7 Colorful Accent 3" w:uiPriority="52"/>
+    <w:lsdException w:name="List Table 1 Light Accent 4" w:uiPriority="46"/>
+    <w:lsdException w:name="List Table 2 Accent 4" w:uiPriority="47"/>
+    <w:lsdException w:name="List Table 3 Accent 4" w:uiPriority="48"/>
+    <w:lsdException w:name="List Table 4 Accent 4" w:uiPriority="49"/>
+    <w:lsdException w:name="List Table 5 Dark Accent 4" w:uiPriority="50"/>
+    <w:lsdException w:name="List Table 6 Colorful Accent 4" w:uiPriority="51"/>
+    <w:lsdException w:name="List Table 7 Colorful Accent 4" w:uiPriority="52"/>
+    <w:lsdException w:name="List Table 1 Light Accent 5" w:uiPriority="46"/>
+    <w:lsdException w:name="List Table 2 Accent 5" w:uiPriority="47"/>
+    <w:lsdException w:name="List Table 3 Accent 5" w:uiPriority="48"/>
+    <w:lsdException w:name="List Table 4 Accent 5" w:uiPriority="49"/>
+    <w:lsdException w:name="List Table 5 Dark Accent 5" w:uiPriority="50"/>
+    <w:lsdException w:name="List Table 6 Colorful Accent 5" w:uiPriority="51"/>
+    <w:lsdException w:name="List Table 7 Colorful Accent 5" w:uiPriority="52"/>
+    <w:lsdException w:name="List Table 1 Light Accent 6" w:uiPriority="46"/>
+    <w:lsdException w:name="List Table 2 Accent 6" w:uiPriority="47"/>
+    <w:lsdException w:name="List Table 3 Accent 6" w:uiPriority="48"/>
+    <w:lsdException w:name="List Table 4 Accent 6" w:uiPriority="49"/>
+    <w:lsdException w:name="List Table 5 Dark Accent 6" w:uiPriority="50"/>
+    <w:lsdException w:name="List Table 6 Colorful Accent 6" w:uiPriority="51"/>
+    <w:lsdException w:name="List Table 7 Colorful Accent 6" w:uiPriority="52"/>
+    <w:lsdException w:name="Mention" w:semiHidden="1" w:unhideWhenUsed="1"/>
+    <w:lsdException w:name="Smart Hyperlink" w:semiHidden="1" w:unhideWhenUsed="1"/>
+    <w:lsdException w:name="Hashtag" w:semiHidden="1" w:unhideWhenUsed="1"/>
+    <w:lsdException w:name="Unresolved Mention" w:semiHidden="1" w:unhideWhenUsed="1"/>
+    <w:lsdException w:name="Smart Link" w:semiHidden="1" w:unhideWhenUsed="1"/>
   </w:latentStyles>
   <w:style w:type="paragraph" w:default="1" w:styleId="Normal">
     <w:name w:val="Normal"/>
     <w:qFormat/>
-    <w:rsid w:val="00A84FB2"/>
+    <w:rsid w:val="008143E2"/>
+    <w:pPr>
+      <w:spacing w:after="240" w:line="276" w:lineRule="auto"/>
+    </w:pPr>
+    <w:rPr>
+      <w:rFonts w:cstheme="minorHAnsi"/>
+      <w:sz w:val="28"/>
+      <w:szCs w:val="28"/>
+    </w:rPr>
+  </w:style>
+  <w:style w:type="paragraph" w:styleId="Heading1">
+    <w:name w:val="heading 1"/>
+    <w:basedOn w:val="NoSpacing"/>
+    <w:next w:val="Normal"/>
+    <w:link w:val="Heading1Char"/>
+    <w:qFormat/>
+    <w:rsid w:val="008143E2"/>
+    <w:pPr>
+      <w:keepNext/>
+      <w:spacing w:before="240" w:after="60"/>
+      <w:outlineLvl w:val="0"/>
+    </w:pPr>
+    <w:rPr>
+      <w:rFonts w:eastAsiaTheme="majorEastAsia"/>
+      <w:b/>
+      <w:kern w:val="28"/>
+      <w:sz w:val="56"/>
+    </w:rPr>
+  </w:style>
+  <w:style w:type="paragraph" w:styleId="Heading2">
+    <w:name w:val="heading 2"/>
+    <w:basedOn w:val="Heading1"/>
+    <w:next w:val="Normal"/>
+    <w:link w:val="Heading2Char"/>
+    <w:qFormat/>
+    <w:rsid w:val="008143E2"/>
+    <w:pPr>
+      <w:numPr>
+        <w:ilvl w:val="1"/>
+        <w:numId w:val="7"/>
+      </w:numPr>
+      <w:outlineLvl w:val="1"/>
+    </w:pPr>
+    <w:rPr>
+      <w:rFonts w:asciiTheme="majorHAnsi" w:hAnsiTheme="majorHAnsi"/>
+      <w:sz w:val="48"/>
+      <w:szCs w:val="48"/>
+    </w:rPr>
+  </w:style>
+  <w:style w:type="paragraph" w:styleId="Heading3">
+    <w:name w:val="heading 3"/>
+    <w:basedOn w:val="Heading2"/>
+    <w:next w:val="Normal"/>
+    <w:link w:val="Heading3Char"/>
+    <w:qFormat/>
+    <w:rsid w:val="008143E2"/>
+    <w:pPr>
+      <w:outlineLvl w:val="2"/>
+    </w:pPr>
+    <w:rPr>
+      <w:sz w:val="40"/>
+    </w:rPr>
+  </w:style>
+  <w:style w:type="paragraph" w:styleId="Heading4">
+    <w:name w:val="heading 4"/>
+    <w:basedOn w:val="Heading3"/>
+    <w:next w:val="Normal"/>
+    <w:link w:val="Heading4Char"/>
+    <w:qFormat/>
+    <w:rsid w:val="008143E2"/>
+    <w:pPr>
+      <w:numPr>
+        <w:ilvl w:val="3"/>
+      </w:numPr>
+      <w:outlineLvl w:val="3"/>
+    </w:pPr>
+    <w:rPr>
+      <w:sz w:val="32"/>
+    </w:rPr>
+  </w:style>
+  <w:style w:type="paragraph" w:styleId="Heading5">
+    <w:name w:val="heading 5"/>
+    <w:basedOn w:val="Heading4"/>
+    <w:next w:val="Normal"/>
+    <w:link w:val="Heading5Char"/>
+    <w:qFormat/>
+    <w:rsid w:val="008143E2"/>
+    <w:pPr>
+      <w:numPr>
+        <w:ilvl w:val="4"/>
+      </w:numPr>
+      <w:outlineLvl w:val="4"/>
+    </w:pPr>
+    <w:rPr>
+      <w:sz w:val="28"/>
+    </w:rPr>
+  </w:style>
+  <w:style w:type="paragraph" w:styleId="Heading6">
+    <w:name w:val="heading 6"/>
+    <w:basedOn w:val="Heading5"/>
+    <w:next w:val="Normal"/>
+    <w:link w:val="Heading6Char"/>
+    <w:qFormat/>
+    <w:rsid w:val="008143E2"/>
+    <w:pPr>
+      <w:numPr>
+        <w:ilvl w:val="5"/>
+      </w:numPr>
+      <w:outlineLvl w:val="5"/>
+    </w:pPr>
+    <w:rPr>
+      <w:bCs/>
+      <w:sz w:val="24"/>
+      <w:szCs w:val="24"/>
+      <w:u w:val="single"/>
+    </w:rPr>
+  </w:style>
+  <w:style w:type="paragraph" w:styleId="Heading7">
+    <w:name w:val="heading 7"/>
+    <w:basedOn w:val="Heading6"/>
+    <w:next w:val="Normal"/>
+    <w:link w:val="Heading7Char"/>
+    <w:qFormat/>
+    <w:rsid w:val="008143E2"/>
+    <w:pPr>
+      <w:keepNext w:val="0"/>
+      <w:numPr>
+        <w:ilvl w:val="0"/>
+        <w:numId w:val="0"/>
+      </w:numPr>
+      <w:outlineLvl w:val="6"/>
+    </w:pPr>
+    <w:rPr>
+      <w:b w:val="0"/>
+      <w:kern w:val="0"/>
+    </w:rPr>
+  </w:style>
+  <w:style w:type="paragraph" w:styleId="Heading8">
+    <w:name w:val="heading 8"/>
+    <w:basedOn w:val="Heading6"/>
+    <w:next w:val="Normal"/>
+    <w:link w:val="Heading8Char"/>
+    <w:qFormat/>
+    <w:rsid w:val="008143E2"/>
+    <w:pPr>
+      <w:outlineLvl w:val="7"/>
+    </w:pPr>
+    <w:rPr>
+      <w:i/>
+      <w:iCs/>
+      <w:u w:val="none"/>
+    </w:rPr>
+  </w:style>
+  <w:style w:type="paragraph" w:styleId="Heading9">
+    <w:name w:val="heading 9"/>
+    <w:basedOn w:val="Heading8"/>
+    <w:next w:val="Normal"/>
+    <w:link w:val="Heading9Char"/>
+    <w:qFormat/>
+    <w:rsid w:val="008143E2"/>
+    <w:pPr>
+      <w:outlineLvl w:val="8"/>
+    </w:pPr>
+    <w:rPr>
+      <w:b w:val="0"/>
+      <w:bCs w:val="0"/>
+    </w:rPr>
   </w:style>
   <w:style w:type="character" w:default="1" w:styleId="DefaultParagraphFont">
     <w:name w:val="Default Paragraph Font"/>
@@ -362,7 +845,6 @@
     <w:uiPriority w:val="99"/>
     <w:semiHidden/>
     <w:unhideWhenUsed/>
-    <w:qFormat/>
     <w:tblPr>
       <w:tblInd w:w="0" w:type="dxa"/>
       <w:tblCellMar>
@@ -378,6 +860,505 @@
     <w:uiPriority w:val="99"/>
     <w:semiHidden/>
     <w:unhideWhenUsed/>
+  </w:style>
+  <w:style w:type="paragraph" w:customStyle="1" w:styleId="Subheading1">
+    <w:name w:val="Subheading 1"/>
+    <w:basedOn w:val="Heading1"/>
+    <w:next w:val="Normal"/>
+    <w:link w:val="Subheading1Char"/>
+    <w:qFormat/>
+    <w:rsid w:val="008143E2"/>
+    <w:pPr>
+      <w:spacing w:before="0" w:after="0" w:line="240" w:lineRule="auto"/>
+      <w:contextualSpacing/>
+    </w:pPr>
+    <w:rPr>
+      <w:rFonts w:asciiTheme="majorHAnsi" w:eastAsiaTheme="minorHAnsi" w:hAnsiTheme="majorHAnsi"/>
+      <w:sz w:val="48"/>
+      <w:szCs w:val="48"/>
+      <w:vertAlign w:val="superscript"/>
+    </w:rPr>
+  </w:style>
+  <w:style w:type="character" w:customStyle="1" w:styleId="Subheading1Char">
+    <w:name w:val="Subheading 1 Char"/>
+    <w:basedOn w:val="DefaultParagraphFont"/>
+    <w:link w:val="Subheading1"/>
+    <w:rsid w:val="008143E2"/>
+    <w:rPr>
+      <w:rFonts w:asciiTheme="majorHAnsi" w:hAnsiTheme="majorHAnsi" w:cstheme="minorHAnsi"/>
+      <w:b/>
+      <w:kern w:val="28"/>
+      <w:sz w:val="48"/>
+      <w:szCs w:val="48"/>
+      <w:vertAlign w:val="superscript"/>
+    </w:rPr>
+  </w:style>
+  <w:style w:type="character" w:customStyle="1" w:styleId="Heading1Char">
+    <w:name w:val="Heading 1 Char"/>
+    <w:basedOn w:val="DefaultParagraphFont"/>
+    <w:link w:val="Heading1"/>
+    <w:rsid w:val="008143E2"/>
+    <w:rPr>
+      <w:rFonts w:eastAsiaTheme="majorEastAsia" w:cstheme="minorHAnsi"/>
+      <w:b/>
+      <w:kern w:val="28"/>
+      <w:sz w:val="56"/>
+      <w:szCs w:val="28"/>
+    </w:rPr>
+  </w:style>
+  <w:style w:type="paragraph" w:customStyle="1" w:styleId="Subheading2">
+    <w:name w:val="Subheading 2"/>
+    <w:basedOn w:val="Subheading1"/>
+    <w:next w:val="Normal"/>
+    <w:link w:val="Subheading2Char"/>
+    <w:qFormat/>
+    <w:rsid w:val="008143E2"/>
+  </w:style>
+  <w:style w:type="character" w:customStyle="1" w:styleId="Subheading2Char">
+    <w:name w:val="Subheading 2 Char"/>
+    <w:basedOn w:val="Subheading1Char"/>
+    <w:link w:val="Subheading2"/>
+    <w:rsid w:val="008143E2"/>
+    <w:rPr>
+      <w:rFonts w:asciiTheme="majorHAnsi" w:hAnsiTheme="majorHAnsi" w:cstheme="minorHAnsi"/>
+      <w:b/>
+      <w:kern w:val="28"/>
+      <w:sz w:val="48"/>
+      <w:szCs w:val="48"/>
+      <w:vertAlign w:val="superscript"/>
+    </w:rPr>
+  </w:style>
+  <w:style w:type="paragraph" w:customStyle="1" w:styleId="Subheading3">
+    <w:name w:val="Subheading 3"/>
+    <w:basedOn w:val="Subheading2"/>
+    <w:next w:val="Normal"/>
+    <w:link w:val="Subheading3Char"/>
+    <w:qFormat/>
+    <w:rsid w:val="008143E2"/>
+    <w:rPr>
+      <w:sz w:val="40"/>
+      <w:szCs w:val="40"/>
+    </w:rPr>
+  </w:style>
+  <w:style w:type="character" w:customStyle="1" w:styleId="Subheading3Char">
+    <w:name w:val="Subheading 3 Char"/>
+    <w:basedOn w:val="Subheading2Char"/>
+    <w:link w:val="Subheading3"/>
+    <w:rsid w:val="008143E2"/>
+    <w:rPr>
+      <w:rFonts w:asciiTheme="majorHAnsi" w:hAnsiTheme="majorHAnsi" w:cstheme="minorHAnsi"/>
+      <w:b/>
+      <w:kern w:val="28"/>
+      <w:sz w:val="40"/>
+      <w:szCs w:val="40"/>
+      <w:vertAlign w:val="superscript"/>
+    </w:rPr>
+  </w:style>
+  <w:style w:type="paragraph" w:customStyle="1" w:styleId="Suptitle">
+    <w:name w:val="Suptitle"/>
+    <w:basedOn w:val="Subtitle"/>
+    <w:link w:val="SuptitleChar"/>
+    <w:qFormat/>
+    <w:rsid w:val="008143E2"/>
+    <w:pPr>
+      <w:spacing w:before="240" w:line="240" w:lineRule="auto"/>
+    </w:pPr>
+    <w:rPr>
+      <w:vertAlign w:val="subscript"/>
+    </w:rPr>
+  </w:style>
+  <w:style w:type="character" w:customStyle="1" w:styleId="SuptitleChar">
+    <w:name w:val="Suptitle Char"/>
+    <w:basedOn w:val="SubtitleChar"/>
+    <w:link w:val="Suptitle"/>
+    <w:rsid w:val="008143E2"/>
+    <w:rPr>
+      <w:rFonts w:asciiTheme="majorHAnsi" w:eastAsiaTheme="majorEastAsia" w:hAnsiTheme="majorHAnsi" w:cstheme="majorBidi"/>
+      <w:color w:val="7F7F7F" w:themeColor="text1" w:themeTint="80"/>
+      <w:spacing w:val="-10"/>
+      <w:kern w:val="28"/>
+      <w:sz w:val="72"/>
+      <w:szCs w:val="72"/>
+      <w:vertAlign w:val="subscript"/>
+    </w:rPr>
+  </w:style>
+  <w:style w:type="paragraph" w:styleId="Subtitle">
+    <w:name w:val="Subtitle"/>
+    <w:basedOn w:val="Title"/>
+    <w:next w:val="Normal"/>
+    <w:link w:val="SubtitleChar"/>
+    <w:uiPriority w:val="11"/>
+    <w:qFormat/>
+    <w:rsid w:val="008143E2"/>
+    <w:rPr>
+      <w:b w:val="0"/>
+      <w:bCs w:val="0"/>
+      <w:color w:val="7F7F7F" w:themeColor="text1" w:themeTint="80"/>
+      <w:vertAlign w:val="superscript"/>
+    </w:rPr>
+  </w:style>
+  <w:style w:type="character" w:customStyle="1" w:styleId="SubtitleChar">
+    <w:name w:val="Subtitle Char"/>
+    <w:basedOn w:val="DefaultParagraphFont"/>
+    <w:link w:val="Subtitle"/>
+    <w:uiPriority w:val="11"/>
+    <w:rsid w:val="008143E2"/>
+    <w:rPr>
+      <w:rFonts w:asciiTheme="majorHAnsi" w:eastAsiaTheme="majorEastAsia" w:hAnsiTheme="majorHAnsi" w:cstheme="majorBidi"/>
+      <w:color w:val="7F7F7F" w:themeColor="text1" w:themeTint="80"/>
+      <w:spacing w:val="-10"/>
+      <w:kern w:val="28"/>
+      <w:sz w:val="72"/>
+      <w:szCs w:val="72"/>
+      <w:vertAlign w:val="superscript"/>
+    </w:rPr>
+  </w:style>
+  <w:style w:type="paragraph" w:styleId="NoSpacing">
+    <w:name w:val="No Spacing"/>
+    <w:basedOn w:val="Normal"/>
+    <w:uiPriority w:val="1"/>
+    <w:qFormat/>
+    <w:rsid w:val="008143E2"/>
+    <w:pPr>
+      <w:spacing w:after="0"/>
+    </w:pPr>
+  </w:style>
+  <w:style w:type="character" w:customStyle="1" w:styleId="Heading2Char">
+    <w:name w:val="Heading 2 Char"/>
+    <w:basedOn w:val="DefaultParagraphFont"/>
+    <w:link w:val="Heading2"/>
+    <w:rsid w:val="008143E2"/>
+    <w:rPr>
+      <w:rFonts w:asciiTheme="majorHAnsi" w:eastAsiaTheme="majorEastAsia" w:hAnsiTheme="majorHAnsi" w:cstheme="minorHAnsi"/>
+      <w:b/>
+      <w:kern w:val="28"/>
+      <w:sz w:val="48"/>
+      <w:szCs w:val="48"/>
+    </w:rPr>
+  </w:style>
+  <w:style w:type="character" w:customStyle="1" w:styleId="Heading3Char">
+    <w:name w:val="Heading 3 Char"/>
+    <w:basedOn w:val="DefaultParagraphFont"/>
+    <w:link w:val="Heading3"/>
+    <w:rsid w:val="008143E2"/>
+    <w:rPr>
+      <w:rFonts w:asciiTheme="majorHAnsi" w:eastAsiaTheme="majorEastAsia" w:hAnsiTheme="majorHAnsi" w:cstheme="minorHAnsi"/>
+      <w:b/>
+      <w:kern w:val="28"/>
+      <w:sz w:val="40"/>
+      <w:szCs w:val="48"/>
+    </w:rPr>
+  </w:style>
+  <w:style w:type="character" w:customStyle="1" w:styleId="Heading4Char">
+    <w:name w:val="Heading 4 Char"/>
+    <w:basedOn w:val="DefaultParagraphFont"/>
+    <w:link w:val="Heading4"/>
+    <w:rsid w:val="008143E2"/>
+    <w:rPr>
+      <w:rFonts w:asciiTheme="majorHAnsi" w:eastAsiaTheme="majorEastAsia" w:hAnsiTheme="majorHAnsi" w:cstheme="minorHAnsi"/>
+      <w:b/>
+      <w:kern w:val="28"/>
+      <w:sz w:val="32"/>
+      <w:szCs w:val="48"/>
+    </w:rPr>
+  </w:style>
+  <w:style w:type="character" w:customStyle="1" w:styleId="Heading5Char">
+    <w:name w:val="Heading 5 Char"/>
+    <w:basedOn w:val="DefaultParagraphFont"/>
+    <w:link w:val="Heading5"/>
+    <w:rsid w:val="008143E2"/>
+    <w:rPr>
+      <w:rFonts w:asciiTheme="majorHAnsi" w:eastAsiaTheme="majorEastAsia" w:hAnsiTheme="majorHAnsi" w:cstheme="minorHAnsi"/>
+      <w:b/>
+      <w:kern w:val="28"/>
+      <w:sz w:val="28"/>
+      <w:szCs w:val="48"/>
+    </w:rPr>
+  </w:style>
+  <w:style w:type="character" w:customStyle="1" w:styleId="Heading6Char">
+    <w:name w:val="Heading 6 Char"/>
+    <w:basedOn w:val="DefaultParagraphFont"/>
+    <w:link w:val="Heading6"/>
+    <w:rsid w:val="008143E2"/>
+    <w:rPr>
+      <w:rFonts w:asciiTheme="majorHAnsi" w:eastAsiaTheme="majorEastAsia" w:hAnsiTheme="majorHAnsi" w:cstheme="minorHAnsi"/>
+      <w:b/>
+      <w:bCs/>
+      <w:kern w:val="28"/>
+      <w:sz w:val="24"/>
+      <w:szCs w:val="24"/>
+      <w:u w:val="single"/>
+    </w:rPr>
+  </w:style>
+  <w:style w:type="character" w:customStyle="1" w:styleId="Heading7Char">
+    <w:name w:val="Heading 7 Char"/>
+    <w:basedOn w:val="DefaultParagraphFont"/>
+    <w:link w:val="Heading7"/>
+    <w:rsid w:val="008143E2"/>
+    <w:rPr>
+      <w:rFonts w:asciiTheme="majorHAnsi" w:eastAsiaTheme="majorEastAsia" w:hAnsiTheme="majorHAnsi" w:cstheme="minorHAnsi"/>
+      <w:bCs/>
+      <w:sz w:val="24"/>
+      <w:szCs w:val="24"/>
+      <w:u w:val="single"/>
+    </w:rPr>
+  </w:style>
+  <w:style w:type="character" w:customStyle="1" w:styleId="Heading8Char">
+    <w:name w:val="Heading 8 Char"/>
+    <w:basedOn w:val="DefaultParagraphFont"/>
+    <w:link w:val="Heading8"/>
+    <w:rsid w:val="008143E2"/>
+    <w:rPr>
+      <w:rFonts w:asciiTheme="majorHAnsi" w:eastAsiaTheme="majorEastAsia" w:hAnsiTheme="majorHAnsi" w:cstheme="minorHAnsi"/>
+      <w:b/>
+      <w:bCs/>
+      <w:i/>
+      <w:iCs/>
+      <w:kern w:val="28"/>
+      <w:sz w:val="24"/>
+      <w:szCs w:val="24"/>
+    </w:rPr>
+  </w:style>
+  <w:style w:type="character" w:customStyle="1" w:styleId="Heading9Char">
+    <w:name w:val="Heading 9 Char"/>
+    <w:basedOn w:val="DefaultParagraphFont"/>
+    <w:link w:val="Heading9"/>
+    <w:rsid w:val="008143E2"/>
+    <w:rPr>
+      <w:rFonts w:asciiTheme="majorHAnsi" w:eastAsiaTheme="majorEastAsia" w:hAnsiTheme="majorHAnsi" w:cstheme="minorHAnsi"/>
+      <w:i/>
+      <w:iCs/>
+      <w:kern w:val="28"/>
+      <w:sz w:val="24"/>
+      <w:szCs w:val="24"/>
+    </w:rPr>
+  </w:style>
+  <w:style w:type="paragraph" w:styleId="Caption">
+    <w:name w:val="caption"/>
+    <w:basedOn w:val="Normal"/>
+    <w:next w:val="Normal"/>
+    <w:uiPriority w:val="35"/>
+    <w:semiHidden/>
+    <w:unhideWhenUsed/>
+    <w:qFormat/>
+    <w:rsid w:val="008143E2"/>
+    <w:pPr>
+      <w:spacing w:after="200"/>
+    </w:pPr>
+    <w:rPr>
+      <w:rFonts w:eastAsia="Times New Roman"/>
+      <w:i/>
+      <w:iCs/>
+      <w:color w:val="1F497D" w:themeColor="text2"/>
+      <w:szCs w:val="18"/>
+    </w:rPr>
+  </w:style>
+  <w:style w:type="paragraph" w:styleId="Title">
+    <w:name w:val="Title"/>
+    <w:basedOn w:val="NoSpacing"/>
+    <w:next w:val="Normal"/>
+    <w:link w:val="TitleChar"/>
+    <w:uiPriority w:val="10"/>
+    <w:qFormat/>
+    <w:rsid w:val="008143E2"/>
+    <w:rPr>
+      <w:rFonts w:asciiTheme="majorHAnsi" w:eastAsiaTheme="majorEastAsia" w:hAnsiTheme="majorHAnsi" w:cstheme="majorBidi"/>
+      <w:b/>
+      <w:bCs/>
+      <w:spacing w:val="-10"/>
+      <w:kern w:val="28"/>
+      <w:sz w:val="72"/>
+      <w:szCs w:val="72"/>
+    </w:rPr>
+  </w:style>
+  <w:style w:type="character" w:customStyle="1" w:styleId="TitleChar">
+    <w:name w:val="Title Char"/>
+    <w:basedOn w:val="DefaultParagraphFont"/>
+    <w:link w:val="Title"/>
+    <w:uiPriority w:val="10"/>
+    <w:rsid w:val="008143E2"/>
+    <w:rPr>
+      <w:rFonts w:asciiTheme="majorHAnsi" w:eastAsiaTheme="majorEastAsia" w:hAnsiTheme="majorHAnsi" w:cstheme="majorBidi"/>
+      <w:b/>
+      <w:bCs/>
+      <w:spacing w:val="-10"/>
+      <w:kern w:val="28"/>
+      <w:sz w:val="72"/>
+      <w:szCs w:val="72"/>
+    </w:rPr>
+  </w:style>
+  <w:style w:type="character" w:styleId="Strong">
+    <w:name w:val="Strong"/>
+    <w:uiPriority w:val="22"/>
+    <w:qFormat/>
+    <w:rsid w:val="008143E2"/>
+    <w:rPr>
+      <w:b/>
+      <w:bCs/>
+    </w:rPr>
+  </w:style>
+  <w:style w:type="character" w:styleId="Emphasis">
+    <w:name w:val="Emphasis"/>
+    <w:uiPriority w:val="20"/>
+    <w:qFormat/>
+    <w:rsid w:val="008143E2"/>
+    <w:rPr>
+      <w:rFonts w:asciiTheme="minorHAnsi" w:hAnsiTheme="minorHAnsi" w:cstheme="minorHAnsi"/>
+      <w:i/>
+      <w:iCs/>
+      <w:sz w:val="28"/>
+      <w:szCs w:val="28"/>
+    </w:rPr>
+  </w:style>
+  <w:style w:type="paragraph" w:styleId="ListParagraph">
+    <w:name w:val="List Paragraph"/>
+    <w:basedOn w:val="Normal"/>
+    <w:uiPriority w:val="34"/>
+    <w:qFormat/>
+    <w:rsid w:val="008143E2"/>
+    <w:pPr>
+      <w:ind w:left="720"/>
+      <w:contextualSpacing/>
+    </w:pPr>
+    <w:rPr>
+      <w:rFonts w:eastAsia="Times New Roman"/>
+    </w:rPr>
+  </w:style>
+  <w:style w:type="paragraph" w:styleId="Quote">
+    <w:name w:val="Quote"/>
+    <w:basedOn w:val="Normal"/>
+    <w:next w:val="Normal"/>
+    <w:link w:val="QuoteChar"/>
+    <w:uiPriority w:val="29"/>
+    <w:qFormat/>
+    <w:rsid w:val="008143E2"/>
+    <w:pPr>
+      <w:keepLines/>
+      <w:pageBreakBefore/>
+      <w:pBdr>
+        <w:left w:val="single" w:sz="4" w:space="7" w:color="auto"/>
+      </w:pBdr>
+      <w:spacing w:before="120" w:after="120"/>
+      <w:ind w:left="360"/>
+      <w:contextualSpacing/>
+      <w:mirrorIndents/>
+    </w:pPr>
+  </w:style>
+  <w:style w:type="character" w:customStyle="1" w:styleId="QuoteChar">
+    <w:name w:val="Quote Char"/>
+    <w:basedOn w:val="DefaultParagraphFont"/>
+    <w:link w:val="Quote"/>
+    <w:uiPriority w:val="29"/>
+    <w:rsid w:val="008143E2"/>
+    <w:rPr>
+      <w:rFonts w:cstheme="minorHAnsi"/>
+      <w:sz w:val="28"/>
+      <w:szCs w:val="28"/>
+    </w:rPr>
+  </w:style>
+  <w:style w:type="paragraph" w:styleId="IntenseQuote">
+    <w:name w:val="Intense Quote"/>
+    <w:basedOn w:val="Quote"/>
+    <w:next w:val="Normal"/>
+    <w:link w:val="IntenseQuoteChar"/>
+    <w:uiPriority w:val="30"/>
+    <w:qFormat/>
+    <w:rsid w:val="008143E2"/>
+    <w:pPr>
+      <w:pBdr>
+        <w:left w:val="single" w:sz="18" w:space="7" w:color="auto"/>
+      </w:pBdr>
+    </w:pPr>
+    <w:rPr>
+      <w:b/>
+      <w:bCs/>
+    </w:rPr>
+  </w:style>
+  <w:style w:type="character" w:customStyle="1" w:styleId="IntenseQuoteChar">
+    <w:name w:val="Intense Quote Char"/>
+    <w:basedOn w:val="DefaultParagraphFont"/>
+    <w:link w:val="IntenseQuote"/>
+    <w:uiPriority w:val="30"/>
+    <w:rsid w:val="008143E2"/>
+    <w:rPr>
+      <w:rFonts w:cstheme="minorHAnsi"/>
+      <w:b/>
+      <w:bCs/>
+      <w:sz w:val="28"/>
+      <w:szCs w:val="28"/>
+    </w:rPr>
+  </w:style>
+  <w:style w:type="character" w:styleId="SubtleEmphasis">
+    <w:name w:val="Subtle Emphasis"/>
+    <w:basedOn w:val="Emphasis"/>
+    <w:uiPriority w:val="19"/>
+    <w:qFormat/>
+    <w:rsid w:val="008143E2"/>
+    <w:rPr>
+      <w:rFonts w:asciiTheme="minorHAnsi" w:hAnsiTheme="minorHAnsi" w:cs="Calibri Light"/>
+      <w:i/>
+      <w:iCs/>
+      <w:color w:val="7F7F7F" w:themeColor="text1" w:themeTint="80"/>
+      <w:sz w:val="28"/>
+      <w:szCs w:val="28"/>
+    </w:rPr>
+  </w:style>
+  <w:style w:type="character" w:styleId="IntenseEmphasis">
+    <w:name w:val="Intense Emphasis"/>
+    <w:basedOn w:val="Emphasis"/>
+    <w:uiPriority w:val="21"/>
+    <w:qFormat/>
+    <w:rsid w:val="008143E2"/>
+    <w:rPr>
+      <w:rFonts w:asciiTheme="minorHAnsi" w:hAnsiTheme="minorHAnsi" w:cstheme="minorHAnsi"/>
+      <w:b/>
+      <w:bCs/>
+      <w:i/>
+      <w:iCs/>
+      <w:sz w:val="28"/>
+      <w:szCs w:val="28"/>
+    </w:rPr>
+  </w:style>
+  <w:style w:type="character" w:styleId="SubtleReference">
+    <w:name w:val="Subtle Reference"/>
+    <w:uiPriority w:val="31"/>
+    <w:qFormat/>
+    <w:rsid w:val="008143E2"/>
+    <w:rPr>
+      <w:caps/>
+      <w:color w:val="7F7F7F" w:themeColor="text1" w:themeTint="80"/>
+      <w:sz w:val="22"/>
+      <w:szCs w:val="22"/>
+    </w:rPr>
+  </w:style>
+  <w:style w:type="character" w:styleId="IntenseReference">
+    <w:name w:val="Intense Reference"/>
+    <w:basedOn w:val="SubtleReference"/>
+    <w:uiPriority w:val="32"/>
+    <w:qFormat/>
+    <w:rsid w:val="008143E2"/>
+    <w:rPr>
+      <w:b/>
+      <w:bCs/>
+      <w:caps/>
+      <w:color w:val="7F7F7F" w:themeColor="text1" w:themeTint="80"/>
+      <w:sz w:val="22"/>
+      <w:szCs w:val="22"/>
+    </w:rPr>
+  </w:style>
+  <w:style w:type="character" w:styleId="BookTitle">
+    <w:name w:val="Book Title"/>
+    <w:basedOn w:val="DefaultParagraphFont"/>
+    <w:uiPriority w:val="33"/>
+    <w:qFormat/>
+    <w:rsid w:val="008143E2"/>
+    <w:rPr>
+      <w:b/>
+      <w:bCs/>
+      <w:i/>
+      <w:iCs/>
+      <w:spacing w:val="5"/>
+    </w:rPr>
   </w:style>
 </w:styles>
 </file>
